--- a/docs/CSAT Survey Portal - Migration Runbook.docx
+++ b/docs/CSAT Survey Portal - Migration Runbook.docx
@@ -2,38 +2,6 @@
 <file path=word/document.xml><?xml version="1.0" encoding="utf-8"?>
 <w:document xmlns:w="http://schemas.openxmlformats.org/wordprocessingml/2006/main" xmlns:m="http://schemas.openxmlformats.org/officeDocument/2006/math" xmlns:r="http://schemas.openxmlformats.org/officeDocument/2006/relationships" xmlns:o="urn:schemas-microsoft-com:office:office" xmlns:v="urn:schemas-microsoft-com:vml" xmlns:w10="urn:schemas-microsoft-com:office:word" xmlns:a="http://schemas.openxmlformats.org/drawingml/2006/main" xmlns:pic="http://schemas.openxmlformats.org/drawingml/2006/picture" xmlns:wp="http://schemas.openxmlformats.org/drawingml/2006/wordprocessingDrawing">
   <w:body>
-    <w:p>
-      <w:pPr>
-        <w:pStyle w:val="Title"/>
-      </w:pPr>
-      <w:r>
-        <w:t xml:space="preserve">CSAT Survey Portal — Migration Runbook</w:t>
-      </w:r>
-    </w:p>
-    <w:p>
-      <w:pPr>
-        <w:pStyle w:val="Subtitle"/>
-      </w:pPr>
-      <w:r>
-        <w:t xml:space="preserve">Deploying to another ServiceNow instance · Version 1.0</w:t>
-      </w:r>
-    </w:p>
-    <w:p>
-      <w:pPr>
-        <w:pStyle w:val="Author"/>
-      </w:pPr>
-      <w:r>
-        <w:t xml:space="preserve">ServiceNow Delivery</w:t>
-      </w:r>
-    </w:p>
-    <w:p>
-      <w:pPr>
-        <w:pStyle w:val="Date"/>
-      </w:pPr>
-      <w:r>
-        <w:t xml:space="preserve">2026-08-05</w:t>
-      </w:r>
-    </w:p>
     <w:sdt>
       <w:sdtPr>
         <w:docPartObj>
@@ -60,6 +28,15 @@
         </w:p>
       </w:sdtContent>
     </w:sdt>
+    <w:bookmarkStart w:id="31" w:name="X47d3ed5a99bd92b08e0bc22d12ab79240fbfc78"/>
+    <w:p>
+      <w:pPr>
+        <w:pStyle w:val="Heading1"/>
+      </w:pPr>
+      <w:r>
+        <w:t xml:space="preserve">Moving the CSAT Survey Portal to another instance</w:t>
+      </w:r>
+    </w:p>
     <w:p>
       <w:pPr>
         <w:pStyle w:val="FirstParagraph"/>
@@ -115,7 +92,7 @@
         <w:t xml:space="preserve">so re-running is safe.</w:t>
       </w:r>
     </w:p>
-    <w:bookmarkStart w:id="20" w:name="Xd81a219a6b344c1ed740b0a4b7f4f2fdcc048dd"/>
+    <w:bookmarkStart w:id="20" w:name="point-at-the-target-instance"/>
     <w:p>
       <w:pPr>
         <w:pStyle w:val="Heading2"/>
@@ -365,7 +342,7 @@
       </w:r>
     </w:p>
     <w:bookmarkEnd w:id="20"/>
-    <w:bookmarkStart w:id="21" w:name="X36f5cbc20cbaaf0ac0ec4cf8586bd2f9f1bb44c"/>
+    <w:bookmarkStart w:id="21" w:name="check-the-target-can-host-it"/>
     <w:p>
       <w:pPr>
         <w:pStyle w:val="Heading2"/>
@@ -402,13 +379,13 @@
     <w:tbl>
       <w:tblPr>
         <w:tblStyle w:val="Table"/>
-        <w:tblW w:type="auto" w:w="0"/>
+        <w:tblW w:type="pct" w:w="5000"/>
         <w:tblLook w:firstRow="1" w:lastRow="0" w:firstColumn="0" w:lastColumn="0" w:noHBand="0" w:noVBand="0" w:val="0020"/>
         <w:jc w:val="start"/>
       </w:tblPr>
       <w:tblGrid>
-        <w:gridCol w:w="3960"/>
-        <w:gridCol w:w="3960"/>
+        <w:gridCol w:w="2410"/>
+        <w:gridCol w:w="5509"/>
       </w:tblGrid>
       <w:tr>
         <w:trPr>
@@ -539,7 +516,19 @@
               <w:jc w:val="left"/>
             </w:pPr>
             <w:r>
-              <w:t xml:space="preserve">"Survey Invitation" notification</w:t>
+              <w:t xml:space="preserve">“</w:t>
+            </w:r>
+            <w:r>
+              <w:t xml:space="preserve">Survey Invitation</w:t>
+            </w:r>
+            <w:r>
+              <w:t xml:space="preserve">”</w:t>
+            </w:r>
+            <w:r>
+              <w:t xml:space="preserve"> </w:t>
+            </w:r>
+            <w:r>
+              <w:t xml:space="preserve">notification</w:t>
             </w:r>
           </w:p>
         </w:tc>
@@ -622,7 +611,7 @@
       </w:tr>
     </w:tbl>
     <w:bookmarkEnd w:id="21"/>
-    <w:bookmarkStart w:id="22" w:name="X72d1bc437f5833d98491002d810a695673ca4e1"/>
+    <w:bookmarkStart w:id="22" w:name="capture-the-work-in-an-update-set"/>
     <w:p>
       <w:pPr>
         <w:pStyle w:val="Heading2"/>
@@ -687,7 +676,7 @@
       </w:r>
     </w:p>
     <w:bookmarkEnd w:id="22"/>
-    <w:bookmarkStart w:id="23" w:name="Xe2e43bef1ae798da0f2ad5ecb6dc45953b7ac21"/>
+    <w:bookmarkStart w:id="23" w:name="deploy"/>
     <w:p>
       <w:pPr>
         <w:pStyle w:val="Heading2"/>
@@ -873,7 +862,7 @@
       </w:r>
     </w:p>
     <w:bookmarkEnd w:id="23"/>
-    <w:bookmarkStart w:id="24" w:name="Xf7238b825ab2a5365c6f3586ef1de5df2b9ad4d"/>
+    <w:bookmarkStart w:id="24" w:name="close-the-update-set"/>
     <w:p>
       <w:pPr>
         <w:pStyle w:val="Heading2"/>
@@ -1060,7 +1049,7 @@
       </w:r>
     </w:p>
     <w:bookmarkEnd w:id="24"/>
-    <w:bookmarkStart w:id="25" w:name="Xc637cff25c9341ca31b030d8674669115fe9eda"/>
+    <w:bookmarkStart w:id="25" w:name="verify"/>
     <w:p>
       <w:pPr>
         <w:pStyle w:val="Heading2"/>
@@ -1138,7 +1127,25 @@
         <w:pStyle w:val="BodyText"/>
       </w:pPr>
       <w:r>
-        <w:t xml:space="preserve">The test sends to a single named recipient. Do not switch it to "all users" —</w:t>
+        <w:t xml:space="preserve">The test sends to a single named recipient. Do not switch it to</w:t>
+      </w:r>
+      <w:r>
+        <w:t xml:space="preserve"> </w:t>
+      </w:r>
+      <w:r>
+        <w:t xml:space="preserve">“</w:t>
+      </w:r>
+      <w:r>
+        <w:t xml:space="preserve">all users</w:t>
+      </w:r>
+      <w:r>
+        <w:t xml:space="preserve">”</w:t>
+      </w:r>
+      <w:r>
+        <w:t xml:space="preserve"> </w:t>
+      </w:r>
+      <w:r>
+        <w:t xml:space="preserve">—</w:t>
       </w:r>
       <w:r>
         <w:t xml:space="preserve"> </w:t>
@@ -1148,7 +1155,112 @@
       </w:r>
     </w:p>
     <w:bookmarkEnd w:id="25"/>
-    <w:bookmarkStart w:id="26" w:name="what-does-not-transfer"/>
+    <w:bookmarkStart w:id="26" w:name="X0186cabfc074ab94a715b7de2eaceed3001ccf8"/>
+    <w:p>
+      <w:pPr>
+        <w:pStyle w:val="Heading2"/>
+      </w:pPr>
+      <w:r>
+        <w:t xml:space="preserve">Plugin prerequisite for the report PDF export</w:t>
+      </w:r>
+    </w:p>
+    <w:p>
+      <w:pPr>
+        <w:pStyle w:val="FirstParagraph"/>
+      </w:pPr>
+      <w:r>
+        <w:t xml:space="preserve">The results report can export to PDF, Excel and CSV. Excel and CSV need nothing</w:t>
+      </w:r>
+      <w:r>
+        <w:t xml:space="preserve"> </w:t>
+      </w:r>
+      <w:r>
+        <w:t xml:space="preserve">beyond the platform; the PDF is rendered by</w:t>
+      </w:r>
+      <w:r>
+        <w:t xml:space="preserve"> </w:t>
+      </w:r>
+      <w:r>
+        <w:rPr>
+          <w:bCs/>
+          <w:b/>
+        </w:rPr>
+        <w:t xml:space="preserve">ServiceNow PDF Generation</w:t>
+      </w:r>
+      <w:r>
+        <w:rPr>
+          <w:bCs/>
+          <w:b/>
+        </w:rPr>
+        <w:t xml:space="preserve"> </w:t>
+      </w:r>
+      <w:r>
+        <w:rPr>
+          <w:bCs/>
+          <w:b/>
+        </w:rPr>
+        <w:t xml:space="preserve">Utilities</w:t>
+      </w:r>
+      <w:r>
+        <w:t xml:space="preserve"> </w:t>
+      </w:r>
+      <w:r>
+        <w:t xml:space="preserve">(</w:t>
+      </w:r>
+      <w:r>
+        <w:rPr>
+          <w:rStyle w:val="VerbatimChar"/>
+        </w:rPr>
+        <w:t xml:space="preserve">sn_pdfgeneratorutils</w:t>
+      </w:r>
+      <w:r>
+        <w:t xml:space="preserve">). Preflight reports whether it is active.</w:t>
+      </w:r>
+    </w:p>
+    <w:p>
+      <w:pPr>
+        <w:pStyle w:val="BodyText"/>
+      </w:pPr>
+      <w:r>
+        <w:t xml:space="preserve">If the plugin is inactive the report itself and the Excel and CSV exports still</w:t>
+      </w:r>
+      <w:r>
+        <w:t xml:space="preserve"> </w:t>
+      </w:r>
+      <w:r>
+        <w:t xml:space="preserve">work — only the PDF button returns an error — so this is a warning rather than a</w:t>
+      </w:r>
+      <w:r>
+        <w:t xml:space="preserve"> </w:t>
+      </w:r>
+      <w:r>
+        <w:t xml:space="preserve">blocker. Activate the plugin from</w:t>
+      </w:r>
+      <w:r>
+        <w:t xml:space="preserve"> </w:t>
+      </w:r>
+      <w:r>
+        <w:rPr>
+          <w:bCs/>
+          <w:b/>
+        </w:rPr>
+        <w:t xml:space="preserve">System Definition &gt; Plugins</w:t>
+      </w:r>
+      <w:r>
+        <w:t xml:space="preserve"> </w:t>
+      </w:r>
+      <w:r>
+        <w:t xml:space="preserve">on the target</w:t>
+      </w:r>
+      <w:r>
+        <w:t xml:space="preserve"> </w:t>
+      </w:r>
+      <w:r>
+        <w:t xml:space="preserve">if PDF export is required.</w:t>
+      </w:r>
+    </w:p>
+    <w:bookmarkEnd w:id="26"/>
+    <w:bookmarkStart w:id="27" w:name="what-does-not-transfer"/>
     <w:p>
       <w:pPr>
         <w:pStyle w:val="Heading2"/>
@@ -1332,8 +1444,8 @@
         <w:t xml:space="preserve">the API definition rather than hardcoding it.</w:t>
       </w:r>
     </w:p>
-    <w:bookmarkEnd w:id="26"/>
-    <w:bookmarkStart w:id="28" w:name="update-sets-on-adcomsolutionsdev"/>
+    <w:bookmarkEnd w:id="27"/>
+    <w:bookmarkStart w:id="29" w:name="update-sets-on-adcomsolutionsdev"/>
     <w:p>
       <w:pPr>
         <w:pStyle w:val="Heading2"/>
@@ -1345,7 +1457,7 @@
     <w:tbl>
       <w:tblPr>
         <w:tblStyle w:val="Table"/>
-        <w:tblW w:type="auto" w:w="0"/>
+        <w:tblW w:type="pct" w:w="5000"/>
         <w:tblLook w:firstRow="1" w:lastRow="0" w:firstColumn="0" w:lastColumn="0" w:noHBand="0" w:noVBand="0" w:val="0020"/>
         <w:jc w:val="start"/>
       </w:tblPr>
@@ -1802,7 +1914,7 @@
         <w:t xml:space="preserve">/export_update_set.do?sysparm_sys_id=b9379cd52b62cf1007a3fa95b891bf80</w:t>
       </w:r>
     </w:p>
-    <w:bookmarkStart w:id="27" w:name="why-consolidation-was-needed"/>
+    <w:bookmarkStart w:id="28" w:name="why-consolidation-was-needed"/>
     <w:p>
       <w:pPr>
         <w:pStyle w:val="Heading3"/>
@@ -1834,7 +1946,7 @@
         <w:pStyle w:val="Compact"/>
       </w:pPr>
       <w:r>
-        <w:t xml:space="preserve">Creating a scoped application switched the current set to that application's</w:t>
+        <w:t xml:space="preserve">Creating a scoped application switched the current set to that application’s</w:t>
       </w:r>
       <w:r>
         <w:t xml:space="preserve"> </w:t>
@@ -1924,9 +2036,9 @@
         <w:t xml:space="preserve">cannot be recreated on a target.</w:t>
       </w:r>
     </w:p>
-    <w:bookmarkEnd w:id="27"/>
     <w:bookmarkEnd w:id="28"/>
-    <w:bookmarkStart w:id="29" w:name="promoting-via-the-exported-update-set"/>
+    <w:bookmarkEnd w:id="29"/>
+    <w:bookmarkStart w:id="30" w:name="promoting-via-the-exported-update-set"/>
     <w:p>
       <w:pPr>
         <w:pStyle w:val="Heading2"/>
@@ -2054,7 +2166,8 @@
         <w:t xml:space="preserve">, or add the record manually.</w:t>
       </w:r>
     </w:p>
-    <w:bookmarkEnd w:id="29"/>
+    <w:bookmarkEnd w:id="30"/>
+    <w:bookmarkEnd w:id="31"/>
     <w:sectPr/>
   </w:body>
 </w:document>

--- a/docs/CSAT Survey Portal - Migration Runbook.docx
+++ b/docs/CSAT Survey Portal - Migration Runbook.docx
@@ -1396,6 +1396,41 @@
       </w:r>
       <w:r>
         <w:t xml:space="preserve">— instance-level email setup</w:t>
+      </w:r>
+    </w:p>
+    <w:p>
+      <w:pPr>
+        <w:numPr>
+          <w:ilvl w:val="0"/>
+          <w:numId w:val="1002"/>
+        </w:numPr>
+        <w:pStyle w:val="Compact"/>
+      </w:pPr>
+      <w:r>
+        <w:rPr>
+          <w:rStyle w:val="VerbatimChar"/>
+          <w:bCs/>
+          <w:b/>
+        </w:rPr>
+        <w:t xml:space="preserve">survey.link.whitelabel</w:t>
+      </w:r>
+      <w:r>
+        <w:t xml:space="preserve"> </w:t>
+      </w:r>
+      <w:r>
+        <w:t xml:space="preserve">— the partner-to-domain map is business data</w:t>
+      </w:r>
+      <w:r>
+        <w:t xml:space="preserve"> </w:t>
+      </w:r>
+      <w:r>
+        <w:t xml:space="preserve">maintained on each instance. The deploy never writes it. Where it is absent,</w:t>
+      </w:r>
+      <w:r>
+        <w:t xml:space="preserve"> </w:t>
+      </w:r>
+      <w:r>
+        <w:t xml:space="preserve">survey links simply use the instance address</w:t>
       </w:r>
     </w:p>
     <w:p>

--- a/docs/CSAT Survey Portal - Migration Runbook.docx
+++ b/docs/CSAT Survey Portal - Migration Runbook.docx
@@ -28,7 +28,7 @@
         </w:p>
       </w:sdtContent>
     </w:sdt>
-    <w:bookmarkStart w:id="31" w:name="X47d3ed5a99bd92b08e0bc22d12ab79240fbfc78"/>
+    <w:bookmarkStart w:id="33" w:name="X47d3ed5a99bd92b08e0bc22d12ab79240fbfc78"/>
     <w:p>
       <w:pPr>
         <w:pStyle w:val="Heading1"/>
@@ -1480,32 +1480,110 @@
       </w:r>
     </w:p>
     <w:bookmarkEnd w:id="27"/>
-    <w:bookmarkStart w:id="29" w:name="update-sets-on-adcomsolutionsdev"/>
+    <w:bookmarkStart w:id="32" w:name="the-update-set-to-move"/>
     <w:p>
       <w:pPr>
         <w:pStyle w:val="Heading2"/>
       </w:pPr>
       <w:r>
-        <w:t xml:space="preserve">Update sets on adcomsolutionsdev</w:t>
+        <w:t xml:space="preserve">The update set to move</w:t>
+      </w:r>
+    </w:p>
+    <w:p>
+      <w:pPr>
+        <w:pStyle w:val="FirstParagraph"/>
+      </w:pPr>
+      <w:r>
+        <w:t xml:space="preserve">There is one, and it is the only CSAT Survey Portal set left in</w:t>
+      </w:r>
+      <w:r>
+        <w:t xml:space="preserve"> </w:t>
+      </w:r>
+      <w:r>
+        <w:rPr>
+          <w:bCs/>
+          <w:b/>
+        </w:rPr>
+        <w:t xml:space="preserve">Complete</w:t>
+      </w:r>
+      <w:r>
+        <w:t xml:space="preserve"> </w:t>
+      </w:r>
+      <w:r>
+        <w:t xml:space="preserve">state on adcomsolutionsdev:</w:t>
+      </w:r>
+    </w:p>
+    <w:p>
+      <w:pPr>
+        <w:pStyle w:val="Heading3"/>
+      </w:pPr>
+      <w:bookmarkStart w:id="28" w:name="csat-survey-portal---all-changes-v2.0"/>
+      <w:r>
+        <w:t xml:space="preserve">CSAT Survey Portal - ALL CHANGES v2.0</w:t>
+      </w:r>
+      <w:bookmarkEnd w:id="28"/>
+    </w:p>
+    <w:p>
+      <w:pPr>
+        <w:pStyle w:val="BlockText"/>
+      </w:pPr>
+      <w:r>
+        <w:t xml:space="preserve">179 changes ·</w:t>
+      </w:r>
+      <w:r>
+        <w:t xml:space="preserve"> </w:t>
+      </w:r>
+      <w:r>
+        <w:rPr>
+          <w:rStyle w:val="VerbatimChar"/>
+        </w:rPr>
+        <w:t xml:space="preserve">cdf1ea853b7a8750c4e908ac24e45a64</w:t>
+      </w:r>
+    </w:p>
+    <w:p>
+      <w:pPr>
+        <w:pStyle w:val="FirstParagraph"/>
+      </w:pPr>
+      <w:r>
+        <w:t xml:space="preserve">It holds the whole solution as it stands: the portal and its three pages and</w:t>
+      </w:r>
+      <w:r>
+        <w:t xml:space="preserve"> </w:t>
+      </w:r>
+      <w:r>
+        <w:t xml:space="preserve">widgets, the three tables with their columns, labels and choice lists, the four</w:t>
+      </w:r>
+      <w:r>
+        <w:t xml:space="preserve"> </w:t>
+      </w:r>
+      <w:r>
+        <w:t xml:space="preserve">script includes, both business rules, the scheduled job, the event and</w:t>
+      </w:r>
+      <w:r>
+        <w:t xml:space="preserve"> </w:t>
+      </w:r>
+      <w:r>
+        <w:t xml:space="preserve">notifications, the mail scripts, the Scripted REST API, and both survey</w:t>
+      </w:r>
+      <w:r>
+        <w:t xml:space="preserve"> </w:t>
+      </w:r>
+      <w:r>
+        <w:t xml:space="preserve">definitions with their questions and answer choices.</w:t>
       </w:r>
     </w:p>
     <w:tbl>
       <w:tblPr>
         <w:tblStyle w:val="Table"/>
-        <w:tblW w:type="pct" w:w="5000"/>
-        <w:tblLook w:firstRow="1" w:lastRow="0" w:firstColumn="0" w:lastColumn="0" w:noHBand="0" w:noVBand="0" w:val="0020"/>
+        <w:tblW w:type="auto" w:w="0"/>
+        <w:tblLook w:firstRow="0" w:lastRow="0" w:firstColumn="0" w:lastColumn="0" w:noHBand="0" w:noVBand="0" w:val="0000"/>
         <w:jc w:val="start"/>
       </w:tblPr>
       <w:tblGrid>
-        <w:gridCol w:w="1980"/>
-        <w:gridCol w:w="1980"/>
-        <w:gridCol w:w="1980"/>
-        <w:gridCol w:w="1980"/>
+        <w:gridCol w:w="3960"/>
+        <w:gridCol w:w="3960"/>
       </w:tblGrid>
       <w:tr>
-        <w:trPr>
-          <w:tblHeader w:val="true"/>
-        </w:trPr>
         <w:tc>
           <w:tcPr/>
           <w:p>
@@ -1514,7 +1592,7 @@
               <w:jc w:val="left"/>
             </w:pPr>
             <w:r>
-              <w:t xml:space="preserve">Set</w:t>
+              <w:t xml:space="preserve">Application menu and modules</w:t>
             </w:r>
           </w:p>
         </w:tc>
@@ -1526,31 +1604,7 @@
               <w:jc w:val="left"/>
             </w:pPr>
             <w:r>
-              <w:t xml:space="preserve">Changes</w:t>
-            </w:r>
-          </w:p>
-        </w:tc>
-        <w:tc>
-          <w:tcPr/>
-          <w:p>
-            <w:pPr>
-              <w:pStyle w:val="Compact"/>
-              <w:jc w:val="left"/>
-            </w:pPr>
-            <w:r>
-              <w:t xml:space="preserve">State</w:t>
-            </w:r>
-          </w:p>
-        </w:tc>
-        <w:tc>
-          <w:tcPr/>
-          <w:p>
-            <w:pPr>
-              <w:pStyle w:val="Compact"/>
-              <w:jc w:val="left"/>
-            </w:pPr>
-            <w:r>
-              <w:t xml:space="preserve">Migrate?</w:t>
+              <w:t xml:space="preserve">3</w:t>
             </w:r>
           </w:p>
         </w:tc>
@@ -1564,11 +1618,7 @@
               <w:jc w:val="left"/>
             </w:pPr>
             <w:r>
-              <w:rPr>
-                <w:bCs/>
-                <w:b/>
-              </w:rPr>
-              <w:t xml:space="preserve">CSAT Survey Portal - COMPLETE v1.0</w:t>
+              <w:t xml:space="preserve">Tables, columns, labels, choices</w:t>
             </w:r>
           </w:p>
         </w:tc>
@@ -1580,39 +1630,7 @@
               <w:jc w:val="left"/>
             </w:pPr>
             <w:r>
-              <w:rPr>
-                <w:bCs/>
-                <w:b/>
-              </w:rPr>
-              <w:t xml:space="preserve">177</w:t>
-            </w:r>
-          </w:p>
-        </w:tc>
-        <w:tc>
-          <w:tcPr/>
-          <w:p>
-            <w:pPr>
-              <w:pStyle w:val="Compact"/>
-              <w:jc w:val="left"/>
-            </w:pPr>
-            <w:r>
-              <w:t xml:space="preserve">Complete</w:t>
-            </w:r>
-          </w:p>
-        </w:tc>
-        <w:tc>
-          <w:tcPr/>
-          <w:p>
-            <w:pPr>
-              <w:pStyle w:val="Compact"/>
-              <w:jc w:val="left"/>
-            </w:pPr>
-            <w:r>
-              <w:rPr>
-                <w:bCs/>
-                <w:b/>
-              </w:rPr>
-              <w:t xml:space="preserve">Yes — this one</w:t>
+              <w:t xml:space="preserve">57</w:t>
             </w:r>
           </w:p>
         </w:tc>
@@ -1626,7 +1644,7 @@
               <w:jc w:val="left"/>
             </w:pPr>
             <w:r>
-              <w:t xml:space="preserve">CSAT Survey Portal</w:t>
+              <w:t xml:space="preserve">Script includes</w:t>
             </w:r>
           </w:p>
         </w:tc>
@@ -1638,31 +1656,7 @@
               <w:jc w:val="left"/>
             </w:pPr>
             <w:r>
-              <w:t xml:space="preserve">0</w:t>
-            </w:r>
-          </w:p>
-        </w:tc>
-        <w:tc>
-          <w:tcPr/>
-          <w:p>
-            <w:pPr>
-              <w:pStyle w:val="Compact"/>
-              <w:jc w:val="left"/>
-            </w:pPr>
-            <w:r>
-              <w:t xml:space="preserve">Ignore</w:t>
-            </w:r>
-          </w:p>
-        </w:tc>
-        <w:tc>
-          <w:tcPr/>
-          <w:p>
-            <w:pPr>
-              <w:pStyle w:val="Compact"/>
-              <w:jc w:val="left"/>
-            </w:pPr>
-            <w:r>
-              <w:t xml:space="preserve">No</w:t>
+              <w:t xml:space="preserve">4</w:t>
             </w:r>
           </w:p>
         </w:tc>
@@ -1676,7 +1670,7 @@
               <w:jc w:val="left"/>
             </w:pPr>
             <w:r>
-              <w:t xml:space="preserve">CSAT Survey Portal - Tweaks</w:t>
+              <w:t xml:space="preserve">Business rules</w:t>
             </w:r>
           </w:p>
         </w:tc>
@@ -1688,31 +1682,7 @@
               <w:jc w:val="left"/>
             </w:pPr>
             <w:r>
-              <w:t xml:space="preserve">0</w:t>
-            </w:r>
-          </w:p>
-        </w:tc>
-        <w:tc>
-          <w:tcPr/>
-          <w:p>
-            <w:pPr>
-              <w:pStyle w:val="Compact"/>
-              <w:jc w:val="left"/>
-            </w:pPr>
-            <w:r>
-              <w:t xml:space="preserve">Ignore</w:t>
-            </w:r>
-          </w:p>
-        </w:tc>
-        <w:tc>
-          <w:tcPr/>
-          <w:p>
-            <w:pPr>
-              <w:pStyle w:val="Compact"/>
-              <w:jc w:val="left"/>
-            </w:pPr>
-            <w:r>
-              <w:t xml:space="preserve">No</w:t>
+              <w:t xml:space="preserve">2</w:t>
             </w:r>
           </w:p>
         </w:tc>
@@ -1726,7 +1696,7 @@
               <w:jc w:val="left"/>
             </w:pPr>
             <w:r>
-              <w:t xml:space="preserve">CSAT Survey Portal - Draft guard</w:t>
+              <w:t xml:space="preserve">Scheduled job</w:t>
             </w:r>
           </w:p>
         </w:tc>
@@ -1738,31 +1708,7 @@
               <w:jc w:val="left"/>
             </w:pPr>
             <w:r>
-              <w:t xml:space="preserve">0</w:t>
-            </w:r>
-          </w:p>
-        </w:tc>
-        <w:tc>
-          <w:tcPr/>
-          <w:p>
-            <w:pPr>
-              <w:pStyle w:val="Compact"/>
-              <w:jc w:val="left"/>
-            </w:pPr>
-            <w:r>
-              <w:t xml:space="preserve">Ignore</w:t>
-            </w:r>
-          </w:p>
-        </w:tc>
-        <w:tc>
-          <w:tcPr/>
-          <w:p>
-            <w:pPr>
-              <w:pStyle w:val="Compact"/>
-              <w:jc w:val="left"/>
-            </w:pPr>
-            <w:r>
-              <w:t xml:space="preserve">No</w:t>
+              <w:t xml:space="preserve">1</w:t>
             </w:r>
           </w:p>
         </w:tc>
@@ -1776,7 +1722,7 @@
               <w:jc w:val="left"/>
             </w:pPr>
             <w:r>
-              <w:t xml:space="preserve">CSAT Survey Portal - Recipient picker</w:t>
+              <w:t xml:space="preserve">Event and notifications</w:t>
             </w:r>
           </w:p>
         </w:tc>
@@ -1788,31 +1734,7 @@
               <w:jc w:val="left"/>
             </w:pPr>
             <w:r>
-              <w:t xml:space="preserve">0</w:t>
-            </w:r>
-          </w:p>
-        </w:tc>
-        <w:tc>
-          <w:tcPr/>
-          <w:p>
-            <w:pPr>
-              <w:pStyle w:val="Compact"/>
-              <w:jc w:val="left"/>
-            </w:pPr>
-            <w:r>
-              <w:t xml:space="preserve">Ignore</w:t>
-            </w:r>
-          </w:p>
-        </w:tc>
-        <w:tc>
-          <w:tcPr/>
-          <w:p>
-            <w:pPr>
-              <w:pStyle w:val="Compact"/>
-              <w:jc w:val="left"/>
-            </w:pPr>
-            <w:r>
-              <w:t xml:space="preserve">No</w:t>
+              <w:t xml:space="preserve">7</w:t>
             </w:r>
           </w:p>
         </w:tc>
@@ -1826,7 +1748,7 @@
               <w:jc w:val="left"/>
             </w:pPr>
             <w:r>
-              <w:t xml:space="preserve">CSAT Survey Portal - View request button</w:t>
+              <w:t xml:space="preserve">Mail scripts</w:t>
             </w:r>
           </w:p>
         </w:tc>
@@ -1838,31 +1760,7 @@
               <w:jc w:val="left"/>
             </w:pPr>
             <w:r>
-              <w:t xml:space="preserve">0</w:t>
-            </w:r>
-          </w:p>
-        </w:tc>
-        <w:tc>
-          <w:tcPr/>
-          <w:p>
-            <w:pPr>
-              <w:pStyle w:val="Compact"/>
-              <w:jc w:val="left"/>
-            </w:pPr>
-            <w:r>
-              <w:t xml:space="preserve">Ignore</w:t>
-            </w:r>
-          </w:p>
-        </w:tc>
-        <w:tc>
-          <w:tcPr/>
-          <w:p>
-            <w:pPr>
-              <w:pStyle w:val="Compact"/>
-              <w:jc w:val="left"/>
-            </w:pPr>
-            <w:r>
-              <w:t xml:space="preserve">No</w:t>
+              <w:t xml:space="preserve">5</w:t>
             </w:r>
           </w:p>
         </w:tc>
@@ -1876,7 +1774,7 @@
               <w:jc w:val="left"/>
             </w:pPr>
             <w:r>
-              <w:t xml:space="preserve">CSAT Survey Portal - Requests page</w:t>
+              <w:t xml:space="preserve">Scripted REST API and resources</w:t>
             </w:r>
           </w:p>
         </w:tc>
@@ -1888,7 +1786,21 @@
               <w:jc w:val="left"/>
             </w:pPr>
             <w:r>
-              <w:t xml:space="preserve">0</w:t>
+              <w:t xml:space="preserve">5</w:t>
+            </w:r>
+          </w:p>
+        </w:tc>
+      </w:tr>
+      <w:tr>
+        <w:tc>
+          <w:tcPr/>
+          <w:p>
+            <w:pPr>
+              <w:pStyle w:val="Compact"/>
+              <w:jc w:val="left"/>
+            </w:pPr>
+            <w:r>
+              <w:t xml:space="preserve">Portal, pages, widgets, menu, layout</w:t>
             </w:r>
           </w:p>
         </w:tc>
@@ -1900,7 +1812,21 @@
               <w:jc w:val="left"/>
             </w:pPr>
             <w:r>
-              <w:t xml:space="preserve">Ignore</w:t>
+              <w:t xml:space="preserve">25</w:t>
+            </w:r>
+          </w:p>
+        </w:tc>
+      </w:tr>
+      <w:tr>
+        <w:tc>
+          <w:tcPr/>
+          <w:p>
+            <w:pPr>
+              <w:pStyle w:val="Compact"/>
+              <w:jc w:val="left"/>
+            </w:pPr>
+            <w:r>
+              <w:t xml:space="preserve">System properties</w:t>
             </w:r>
           </w:p>
         </w:tc>
@@ -1912,7 +1838,33 @@
               <w:jc w:val="left"/>
             </w:pPr>
             <w:r>
-              <w:t xml:space="preserve">No</w:t>
+              <w:t xml:space="preserve">2</w:t>
+            </w:r>
+          </w:p>
+        </w:tc>
+      </w:tr>
+      <w:tr>
+        <w:tc>
+          <w:tcPr/>
+          <w:p>
+            <w:pPr>
+              <w:pStyle w:val="Compact"/>
+              <w:jc w:val="left"/>
+            </w:pPr>
+            <w:r>
+              <w:t xml:space="preserve">Survey definitions, questions, choices</w:t>
+            </w:r>
+          </w:p>
+        </w:tc>
+        <w:tc>
+          <w:tcPr/>
+          <w:p>
+            <w:pPr>
+              <w:pStyle w:val="Compact"/>
+              <w:jc w:val="left"/>
+            </w:pPr>
+            <w:r>
+              <w:t xml:space="preserve">68</w:t>
             </w:r>
           </w:p>
         </w:tc>
@@ -1923,21 +1875,7 @@
         <w:pStyle w:val="BodyText"/>
       </w:pPr>
       <w:r>
-        <w:t xml:space="preserve">The six working sets were consolidated into the COMPLETE set and marked Ignore.</w:t>
-      </w:r>
-      <w:r>
-        <w:t xml:space="preserve"> </w:t>
-      </w:r>
-      <w:r>
-        <w:t xml:space="preserve">They are empty and must not be migrated.</w:t>
-      </w:r>
-    </w:p>
-    <w:p>
-      <w:pPr>
-        <w:pStyle w:val="BodyText"/>
-      </w:pPr>
-      <w:r>
-        <w:t xml:space="preserve">Export:</w:t>
+        <w:t xml:space="preserve">Every other</w:t>
       </w:r>
       <w:r>
         <w:t xml:space="preserve"> </w:t>
@@ -1946,30 +1884,79 @@
         <w:rPr>
           <w:rStyle w:val="VerbatimChar"/>
         </w:rPr>
-        <w:t xml:space="preserve">/export_update_set.do?sysparm_sys_id=b9379cd52b62cf1007a3fa95b891bf80</w:t>
-      </w:r>
-    </w:p>
-    <w:bookmarkStart w:id="28" w:name="why-consolidation-was-needed"/>
+        <w:t xml:space="preserve">CSAT Survey Portal</w:t>
+      </w:r>
+      <w:r>
+        <w:t xml:space="preserve"> </w:t>
+      </w:r>
+      <w:r>
+        <w:t xml:space="preserve">set is now</w:t>
+      </w:r>
+      <w:r>
+        <w:t xml:space="preserve"> </w:t>
+      </w:r>
+      <w:r>
+        <w:rPr>
+          <w:bCs/>
+          <w:b/>
+        </w:rPr>
+        <w:t xml:space="preserve">Ignore</w:t>
+      </w:r>
+      <w:r>
+        <w:t xml:space="preserve">. Their contents are</w:t>
+      </w:r>
+      <w:r>
+        <w:t xml:space="preserve"> </w:t>
+      </w:r>
+      <w:r>
+        <w:t xml:space="preserve">preserved, so setting one back to Complete restores it, but none of them should</w:t>
+      </w:r>
+      <w:r>
+        <w:t xml:space="preserve"> </w:t>
+      </w:r>
+      <w:r>
+        <w:t xml:space="preserve">be migrated — everything they held is in the set above.</w:t>
+      </w:r>
+    </w:p>
+    <w:p>
+      <w:pPr>
+        <w:pStyle w:val="BlockText"/>
+      </w:pPr>
+      <w:r>
+        <w:t xml:space="preserve">The instance also carries older CSAT work belonging to the customer</w:t>
+      </w:r>
+      <w:r>
+        <w:t xml:space="preserve"> </w:t>
+      </w:r>
+      <w:r>
+        <w:t xml:space="preserve">(</w:t>
+      </w:r>
+      <w:r>
+        <w:rPr>
+          <w:rStyle w:val="VerbatimChar"/>
+        </w:rPr>
+        <w:t xml:space="preserve">SE-740_CSAT Survey edits_CC</w:t>
+      </w:r>
+      <w:r>
+        <w:t xml:space="preserve"> </w:t>
+      </w:r>
+      <w:r>
+        <w:t xml:space="preserve">and similar, 14 sets). Those are unrelated to</w:t>
+      </w:r>
+      <w:r>
+        <w:t xml:space="preserve"> </w:t>
+      </w:r>
+      <w:r>
+        <w:t xml:space="preserve">this project and were left alone.</w:t>
+      </w:r>
+    </w:p>
+    <w:bookmarkStart w:id="29" w:name="moving-it"/>
     <w:p>
       <w:pPr>
         <w:pStyle w:val="Heading3"/>
       </w:pPr>
       <w:r>
-        <w:t xml:space="preserve">Why consolidation was needed</w:t>
-      </w:r>
-    </w:p>
-    <w:p>
-      <w:pPr>
-        <w:pStyle w:val="FirstParagraph"/>
-      </w:pPr>
-      <w:r>
-        <w:t xml:space="preserve">Changes are captured against whichever set is current for the deploying user.</w:t>
-      </w:r>
-      <w:r>
-        <w:t xml:space="preserve"> </w:t>
-      </w:r>
-      <w:r>
-        <w:t xml:space="preserve">Two things caused drift across the build:</w:t>
+        <w:t xml:space="preserve">Moving it</w:t>
       </w:r>
     </w:p>
     <w:p>
@@ -1981,13 +1968,31 @@
         <w:pStyle w:val="Compact"/>
       </w:pPr>
       <w:r>
-        <w:t xml:space="preserve">Creating a scoped application switched the current set to that application’s</w:t>
-      </w:r>
-      <w:r>
-        <w:t xml:space="preserve"> </w:t>
-      </w:r>
-      <w:r>
-        <w:t xml:space="preserve">Default, so some changes were captured elsewhere.</w:t>
+        <w:t xml:space="preserve">On the source:</w:t>
+      </w:r>
+      <w:r>
+        <w:t xml:space="preserve"> </w:t>
+      </w:r>
+      <w:r>
+        <w:rPr>
+          <w:bCs/>
+          <w:b/>
+        </w:rPr>
+        <w:t xml:space="preserve">System Update Sets &gt; Local Update Sets &gt;</w:t>
+      </w:r>
+      <w:r>
+        <w:rPr>
+          <w:bCs/>
+          <w:b/>
+        </w:rPr>
+        <w:t xml:space="preserve"> </w:t>
+      </w:r>
+      <w:r>
+        <w:rPr>
+          <w:bCs/>
+          <w:b/>
+        </w:rPr>
+        <w:t xml:space="preserve">CSAT Survey Portal - ALL CHANGES v2.0 &gt; Export to XML</w:t>
       </w:r>
     </w:p>
     <w:p>
@@ -1999,28 +2004,7 @@
         <w:pStyle w:val="Compact"/>
       </w:pPr>
       <w:r>
-        <w:t xml:space="preserve">The latest</w:t>
-      </w:r>
-      <w:r>
-        <w:t xml:space="preserve"> </w:t>
-      </w:r>
-      <w:r>
-        <w:rPr>
-          <w:rStyle w:val="VerbatimChar"/>
-        </w:rPr>
-        <w:t xml:space="preserve">CSATSurveyService</w:t>
-      </w:r>
-      <w:r>
-        <w:t xml:space="preserve"> </w:t>
-      </w:r>
-      <w:r>
-        <w:t xml:space="preserve">— containing the Draft guard and the fix for</w:t>
-      </w:r>
-      <w:r>
-        <w:t xml:space="preserve"> </w:t>
-      </w:r>
-      <w:r>
-        <w:t xml:space="preserve">falsely reported sends — had been captured only into</w:t>
+        <w:t xml:space="preserve">On the target:</w:t>
       </w:r>
       <w:r>
         <w:t xml:space="preserve"> </w:t>
@@ -2030,16 +2014,42 @@
           <w:bCs/>
           <w:b/>
         </w:rPr>
-        <w:t xml:space="preserve">Default</w:t>
-      </w:r>
-      <w:r>
-        <w:t xml:space="preserve">. Migrating</w:t>
-      </w:r>
-      <w:r>
-        <w:t xml:space="preserve"> </w:t>
-      </w:r>
-      <w:r>
-        <w:t xml:space="preserve">the named sets alone would have shipped an older version of the core logic.</w:t>
+        <w:t xml:space="preserve">Retrieved Update Sets &gt; Import Update Set from XML</w:t>
+      </w:r>
+    </w:p>
+    <w:p>
+      <w:pPr>
+        <w:numPr>
+          <w:ilvl w:val="0"/>
+          <w:numId w:val="1003"/>
+        </w:numPr>
+        <w:pStyle w:val="Compact"/>
+      </w:pPr>
+      <w:r>
+        <w:t xml:space="preserve">Open the retrieved set,</w:t>
+      </w:r>
+      <w:r>
+        <w:t xml:space="preserve"> </w:t>
+      </w:r>
+      <w:r>
+        <w:rPr>
+          <w:bCs/>
+          <w:b/>
+        </w:rPr>
+        <w:t xml:space="preserve">Preview</w:t>
+      </w:r>
+      <w:r>
+        <w:t xml:space="preserve">, resolve any collisions, then</w:t>
+      </w:r>
+      <w:r>
+        <w:t xml:space="preserve"> </w:t>
+      </w:r>
+      <w:r>
+        <w:rPr>
+          <w:bCs/>
+          <w:b/>
+        </w:rPr>
+        <w:t xml:space="preserve">Commit</w:t>
       </w:r>
     </w:p>
     <w:p>
@@ -2047,39 +2057,55 @@
         <w:pStyle w:val="FirstParagraph"/>
       </w:pPr>
       <w:r>
+        <w:t xml:space="preserve">Read</w:t>
+      </w:r>
+      <w:r>
+        <w:t xml:space="preserve"> </w:t>
+      </w:r>
+      <w:hyperlink w:anchor="what-does-not-transfer">
+        <w:r>
+          <w:rPr>
+            <w:rStyle w:val="Hyperlink"/>
+          </w:rPr>
+          <w:t xml:space="preserve">what does not transfer</w:t>
+        </w:r>
+      </w:hyperlink>
+      <w:r>
+        <w:t xml:space="preserve"> </w:t>
+      </w:r>
+      <w:r>
+        <w:t xml:space="preserve">first — companies, users,</w:t>
+      </w:r>
+      <w:r>
+        <w:t xml:space="preserve"> </w:t>
+      </w:r>
+      <w:r>
+        <w:t xml:space="preserve">SMTP and</w:t>
+      </w:r>
+      <w:r>
+        <w:t xml:space="preserve"> </w:t>
+      </w:r>
+      <w:r>
         <w:rPr>
           <w:rStyle w:val="VerbatimChar"/>
         </w:rPr>
-        <w:t xml:space="preserve">npm run updateset:adopt</w:t>
-      </w:r>
-      <w:r>
-        <w:t xml:space="preserve"> </w:t>
-      </w:r>
-      <w:r>
-        <w:t xml:space="preserve">and a consolidation pass moved everything into one</w:t>
-      </w:r>
-      <w:r>
-        <w:t xml:space="preserve"> </w:t>
-      </w:r>
-      <w:r>
-        <w:t xml:space="preserve">set. Records for temporary diagnostic REST endpoints were deleted so they</w:t>
-      </w:r>
-      <w:r>
-        <w:t xml:space="preserve"> </w:t>
-      </w:r>
-      <w:r>
-        <w:t xml:space="preserve">cannot be recreated on a target.</w:t>
-      </w:r>
-    </w:p>
-    <w:bookmarkEnd w:id="28"/>
+        <w:t xml:space="preserve">survey.link.whitelabel</w:t>
+      </w:r>
+      <w:r>
+        <w:t xml:space="preserve"> </w:t>
+      </w:r>
+      <w:r>
+        <w:t xml:space="preserve">are instance data and are not in the set.</w:t>
+      </w:r>
+    </w:p>
     <w:bookmarkEnd w:id="29"/>
-    <w:bookmarkStart w:id="30" w:name="promoting-via-the-exported-update-set"/>
-    <w:p>
-      <w:pPr>
-        <w:pStyle w:val="Heading2"/>
-      </w:pPr>
-      <w:r>
-        <w:t xml:space="preserve">Promoting via the exported update set</w:t>
+    <w:bookmarkStart w:id="30" w:name="rebuilding-the-consolidated-set"/>
+    <w:p>
+      <w:pPr>
+        <w:pStyle w:val="Heading3"/>
+      </w:pPr>
+      <w:r>
+        <w:t xml:space="preserve">Rebuilding the consolidated set</w:t>
       </w:r>
     </w:p>
     <w:p>
@@ -2087,13 +2113,130 @@
         <w:pStyle w:val="FirstParagraph"/>
       </w:pPr>
       <w:r>
-        <w:t xml:space="preserve">Once a deployment has been captured, later instances can be done with the XML</w:t>
-      </w:r>
-      <w:r>
-        <w:t xml:space="preserve"> </w:t>
-      </w:r>
-      <w:r>
-        <w:t xml:space="preserve">instead of the scripts:</w:t>
+        <w:t xml:space="preserve">If more changes are made, re-run:</w:t>
+      </w:r>
+    </w:p>
+    <w:p>
+      <w:pPr>
+        <w:pStyle w:val="SourceCode"/>
+      </w:pPr>
+      <w:r>
+        <w:rPr>
+          <w:rStyle w:val="VariableTok"/>
+        </w:rPr>
+        <w:t xml:space="preserve">ENV_FILE</w:t>
+      </w:r>
+      <w:r>
+        <w:rPr>
+          <w:rStyle w:val="OperatorTok"/>
+        </w:rPr>
+        <w:t xml:space="preserve">=</w:t>
+      </w:r>
+      <w:r>
+        <w:rPr>
+          <w:rStyle w:val="NormalTok"/>
+        </w:rPr>
+        <w:t xml:space="preserve">.env.adcom </w:t>
+      </w:r>
+      <w:r>
+        <w:rPr>
+          <w:rStyle w:val="ExtensionTok"/>
+        </w:rPr>
+        <w:t xml:space="preserve">node</w:t>
+      </w:r>
+      <w:r>
+        <w:rPr>
+          <w:rStyle w:val="NormalTok"/>
+        </w:rPr>
+        <w:t xml:space="preserve"> scripts/consolidate-update-set.js </w:t>
+      </w:r>
+      <w:r>
+        <w:rPr>
+          <w:rStyle w:val="AttributeTok"/>
+        </w:rPr>
+        <w:t xml:space="preserve">--dry-run</w:t>
+      </w:r>
+      <w:r>
+        <w:br/>
+      </w:r>
+      <w:r>
+        <w:rPr>
+          <w:rStyle w:val="VariableTok"/>
+        </w:rPr>
+        <w:t xml:space="preserve">ENV_FILE</w:t>
+      </w:r>
+      <w:r>
+        <w:rPr>
+          <w:rStyle w:val="OperatorTok"/>
+        </w:rPr>
+        <w:t xml:space="preserve">=</w:t>
+      </w:r>
+      <w:r>
+        <w:rPr>
+          <w:rStyle w:val="NormalTok"/>
+        </w:rPr>
+        <w:t xml:space="preserve">.env.adcom </w:t>
+      </w:r>
+      <w:r>
+        <w:rPr>
+          <w:rStyle w:val="ExtensionTok"/>
+        </w:rPr>
+        <w:t xml:space="preserve">node</w:t>
+      </w:r>
+      <w:r>
+        <w:rPr>
+          <w:rStyle w:val="NormalTok"/>
+        </w:rPr>
+        <w:t xml:space="preserve"> scripts/consolidate-update-set.js </w:t>
+      </w:r>
+      <w:r>
+        <w:rPr>
+          <w:rStyle w:val="AttributeTok"/>
+        </w:rPr>
+        <w:t xml:space="preserve">--retire-sources</w:t>
+      </w:r>
+    </w:p>
+    <w:p>
+      <w:pPr>
+        <w:pStyle w:val="FirstParagraph"/>
+      </w:pPr>
+      <w:r>
+        <w:t xml:space="preserve">It reads every</w:t>
+      </w:r>
+      <w:r>
+        <w:t xml:space="preserve"> </w:t>
+      </w:r>
+      <w:r>
+        <w:rPr>
+          <w:rStyle w:val="VerbatimChar"/>
+        </w:rPr>
+        <w:t xml:space="preserve">CSAT Survey Portal</w:t>
+      </w:r>
+      <w:r>
+        <w:t xml:space="preserve"> </w:t>
+      </w:r>
+      <w:r>
+        <w:t xml:space="preserve">set, keeps the newest version of each</w:t>
+      </w:r>
+      <w:r>
+        <w:t xml:space="preserve"> </w:t>
+      </w:r>
+      <w:r>
+        <w:t xml:space="preserve">record, and rebuilds the target set from scratch, so it is safe to run</w:t>
+      </w:r>
+      <w:r>
+        <w:t xml:space="preserve"> </w:t>
+      </w:r>
+      <w:r>
+        <w:t xml:space="preserve">repeatedly. Source sets are only read, never emptied.</w:t>
+      </w:r>
+    </w:p>
+    <w:p>
+      <w:pPr>
+        <w:pStyle w:val="BodyText"/>
+      </w:pPr>
+      <w:r>
+        <w:t xml:space="preserve">Three kinds of entry are deliberately left out:</w:t>
       </w:r>
     </w:p>
     <w:p>
@@ -2105,31 +2248,29 @@
         <w:pStyle w:val="Compact"/>
       </w:pPr>
       <w:r>
-        <w:t xml:space="preserve">Export from the source:</w:t>
-      </w:r>
-      <w:r>
-        <w:t xml:space="preserve"> </w:t>
-      </w:r>
-      <w:r>
         <w:rPr>
           <w:bCs/>
           <w:b/>
         </w:rPr>
-        <w:t xml:space="preserve">System Update Sets &gt; Local Update Sets &gt;</w:t>
-      </w:r>
-      <w:r>
-        <w:rPr>
-          <w:bCs/>
-          <w:b/>
-        </w:rPr>
-        <w:t xml:space="preserve"> </w:t>
-      </w:r>
-      <w:r>
-        <w:rPr>
-          <w:bCs/>
-          <w:b/>
-        </w:rPr>
-        <w:t xml:space="preserve">CSAT Survey Portal &gt; Export to XML</w:t>
+        <w:t xml:space="preserve">Superseded portal layout.</w:t>
+      </w:r>
+      <w:r>
+        <w:t xml:space="preserve"> </w:t>
+      </w:r>
+      <w:r>
+        <w:t xml:space="preserve">Placing a widget on a page deletes and recreates</w:t>
+      </w:r>
+      <w:r>
+        <w:t xml:space="preserve"> </w:t>
+      </w:r>
+      <w:r>
+        <w:t xml:space="preserve">the containers, rows and columns, so each re-deploy left a delete behind for</w:t>
+      </w:r>
+      <w:r>
+        <w:t xml:space="preserve"> </w:t>
+      </w:r>
+      <w:r>
+        <w:t xml:space="preserve">the previous generation. Those records only ever existed on this instance.</w:t>
       </w:r>
     </w:p>
     <w:p>
@@ -2141,17 +2282,17 @@
         <w:pStyle w:val="Compact"/>
       </w:pPr>
       <w:r>
-        <w:t xml:space="preserve">On the target:</w:t>
-      </w:r>
-      <w:r>
-        <w:t xml:space="preserve"> </w:t>
-      </w:r>
-      <w:r>
         <w:rPr>
           <w:bCs/>
           <w:b/>
         </w:rPr>
-        <w:t xml:space="preserve">Retrieved Update Sets &gt; Import Update Set from XML</w:t>
+        <w:t xml:space="preserve">Temporary diagnostic endpoints</w:t>
+      </w:r>
+      <w:r>
+        <w:t xml:space="preserve"> </w:t>
+      </w:r>
+      <w:r>
+        <w:t xml:space="preserve">created while debugging.</w:t>
       </w:r>
     </w:p>
     <w:p>
@@ -2163,7 +2304,20 @@
         <w:pStyle w:val="Compact"/>
       </w:pPr>
       <w:r>
-        <w:t xml:space="preserve">Preview, then Commit</w:t>
+        <w:rPr>
+          <w:bCs/>
+          <w:b/>
+        </w:rPr>
+        <w:t xml:space="preserve">Records that no longer exist here</w:t>
+      </w:r>
+      <w:r>
+        <w:t xml:space="preserve">, which would otherwise be recreated on</w:t>
+      </w:r>
+      <w:r>
+        <w:t xml:space="preserve"> </w:t>
+      </w:r>
+      <w:r>
+        <w:t xml:space="preserve">the target.</w:t>
       </w:r>
     </w:p>
     <w:p>
@@ -2171,7 +2325,10 @@
         <w:pStyle w:val="FirstParagraph"/>
       </w:pPr>
       <w:r>
-        <w:t xml:space="preserve">The scheduled job (</w:t>
+        <w:t xml:space="preserve">The scheduled job needs the opposite treatment. ServiceNow treats</w:t>
+      </w:r>
+      <w:r>
+        <w:t xml:space="preserve"> </w:t>
       </w:r>
       <w:r>
         <w:rPr>
@@ -2180,13 +2337,16 @@
         <w:t xml:space="preserve">sysauto_script</w:t>
       </w:r>
       <w:r>
-        <w:t xml:space="preserve">) is data rather than metadata and is not</w:t>
-      </w:r>
-      <w:r>
-        <w:t xml:space="preserve"> </w:t>
-      </w:r>
-      <w:r>
-        <w:t xml:space="preserve">captured in update sets, so re-create it on the target by running</w:t>
+        <w:t xml:space="preserve"> </w:t>
+      </w:r>
+      <w:r>
+        <w:t xml:space="preserve">as data, so editing it is never captured; the script pushes it</w:t>
+      </w:r>
+      <w:r>
+        <w:t xml:space="preserve"> </w:t>
+      </w:r>
+      <w:r>
+        <w:t xml:space="preserve">in through</w:t>
       </w:r>
       <w:r>
         <w:t xml:space="preserve"> </w:t>
@@ -2195,14 +2355,137 @@
         <w:rPr>
           <w:rStyle w:val="VerbatimChar"/>
         </w:rPr>
-        <w:t xml:space="preserve">deploy-csat-app.js</w:t>
-      </w:r>
-      <w:r>
-        <w:t xml:space="preserve">, or add the record manually.</w:t>
+        <w:t xml:space="preserve">GlideUpdateManager2</w:t>
+      </w:r>
+      <w:r>
+        <w:t xml:space="preserve">, the same API behind the</w:t>
+      </w:r>
+      <w:r>
+        <w:t xml:space="preserve"> </w:t>
+      </w:r>
+      <w:r>
+        <w:rPr>
+          <w:bCs/>
+          <w:b/>
+        </w:rPr>
+        <w:t xml:space="preserve">Add to Update Set</w:t>
+      </w:r>
+      <w:r>
+        <w:t xml:space="preserve"> </w:t>
+      </w:r>
+      <w:r>
+        <w:t xml:space="preserve">action. Without that step the 30 and 60-day schedules would never run on the</w:t>
+      </w:r>
+      <w:r>
+        <w:t xml:space="preserve"> </w:t>
+      </w:r>
+      <w:r>
+        <w:t xml:space="preserve">target.</w:t>
       </w:r>
     </w:p>
     <w:bookmarkEnd w:id="30"/>
+    <w:bookmarkStart w:id="31" w:name="why-consolidation-was-needed"/>
+    <w:p>
+      <w:pPr>
+        <w:pStyle w:val="Heading3"/>
+      </w:pPr>
+      <w:r>
+        <w:t xml:space="preserve">Why consolidation was needed</w:t>
+      </w:r>
+    </w:p>
+    <w:p>
+      <w:pPr>
+        <w:pStyle w:val="FirstParagraph"/>
+      </w:pPr>
+      <w:r>
+        <w:t xml:space="preserve">Changes are captured against whichever set is current for the deploying user,</w:t>
+      </w:r>
+      <w:r>
+        <w:t xml:space="preserve"> </w:t>
+      </w:r>
+      <w:r>
+        <w:t xml:space="preserve">and the work ran across a dozen sets as it was built. Two things also caused</w:t>
+      </w:r>
+      <w:r>
+        <w:t xml:space="preserve"> </w:t>
+      </w:r>
+      <w:r>
+        <w:t xml:space="preserve">drift:</w:t>
+      </w:r>
+    </w:p>
+    <w:p>
+      <w:pPr>
+        <w:numPr>
+          <w:ilvl w:val="0"/>
+          <w:numId w:val="1005"/>
+        </w:numPr>
+        <w:pStyle w:val="Compact"/>
+      </w:pPr>
+      <w:r>
+        <w:t xml:space="preserve">Creating a scoped application switched the current set to that application’s</w:t>
+      </w:r>
+      <w:r>
+        <w:t xml:space="preserve"> </w:t>
+      </w:r>
+      <w:r>
+        <w:t xml:space="preserve">Default, so some changes were captured elsewhere.</w:t>
+      </w:r>
+    </w:p>
+    <w:p>
+      <w:pPr>
+        <w:numPr>
+          <w:ilvl w:val="0"/>
+          <w:numId w:val="1005"/>
+        </w:numPr>
+        <w:pStyle w:val="Compact"/>
+      </w:pPr>
+      <w:r>
+        <w:t xml:space="preserve">The latest</w:t>
+      </w:r>
+      <w:r>
+        <w:t xml:space="preserve"> </w:t>
+      </w:r>
+      <w:r>
+        <w:rPr>
+          <w:rStyle w:val="VerbatimChar"/>
+        </w:rPr>
+        <w:t xml:space="preserve">CSATSurveyService</w:t>
+      </w:r>
+      <w:r>
+        <w:t xml:space="preserve"> </w:t>
+      </w:r>
+      <w:r>
+        <w:t xml:space="preserve">— containing the Draft guard and the fix for</w:t>
+      </w:r>
+      <w:r>
+        <w:t xml:space="preserve"> </w:t>
+      </w:r>
+      <w:r>
+        <w:t xml:space="preserve">falsely reported sends — had at one point been captured only into</w:t>
+      </w:r>
+      <w:r>
+        <w:t xml:space="preserve"> </w:t>
+      </w:r>
+      <w:r>
+        <w:rPr>
+          <w:bCs/>
+          <w:b/>
+        </w:rPr>
+        <w:t xml:space="preserve">Default</w:t>
+      </w:r>
+      <w:r>
+        <w:t xml:space="preserve">,</w:t>
+      </w:r>
+      <w:r>
+        <w:t xml:space="preserve"> </w:t>
+      </w:r>
+      <w:r>
+        <w:t xml:space="preserve">so migrating the named sets alone would have shipped older core logic.</w:t>
+      </w:r>
+    </w:p>
     <w:bookmarkEnd w:id="31"/>
+    <w:bookmarkEnd w:id="32"/>
+    <w:bookmarkEnd w:id="33"/>
     <w:sectPr/>
   </w:body>
 </w:document>
@@ -2507,9 +2790,6 @@
     <w:abstractNumId w:val="991"/>
   </w:num>
   <w:num w:numId="1003">
-    <w:abstractNumId w:val="991"/>
-  </w:num>
-  <w:num w:numId="1004">
     <w:abstractNumId w:val="99411"/>
     <w:lvlOverride w:ilvl="0">
       <w:startOverride w:val="1"/>
@@ -2538,6 +2818,12 @@
     <w:lvlOverride w:ilvl="8">
       <w:startOverride w:val="1"/>
     </w:lvlOverride>
+  </w:num>
+  <w:num w:numId="1004">
+    <w:abstractNumId w:val="991"/>
+  </w:num>
+  <w:num w:numId="1005">
+    <w:abstractNumId w:val="991"/>
   </w:num>
 </w:numbering>
 </file>

--- a/docs/CSAT Survey Portal - Migration Runbook.docx
+++ b/docs/CSAT Survey Portal - Migration Runbook.docx
@@ -1443,22 +1443,23 @@
       </w:pPr>
       <w:r>
         <w:rPr>
+          <w:rStyle w:val="VerbatimChar"/>
           <w:bCs/>
           <w:b/>
         </w:rPr>
-        <w:t xml:space="preserve">REST API base URI</w:t>
-      </w:r>
-      <w:r>
-        <w:t xml:space="preserve"> </w:t>
-      </w:r>
-      <w:r>
-        <w:t xml:space="preserve">— ServiceNow assigns the namespace per instance, so the</w:t>
-      </w:r>
-      <w:r>
-        <w:t xml:space="preserve"> </w:t>
-      </w:r>
-      <w:r>
-        <w:t xml:space="preserve">path differs (for example</w:t>
+        <w:t xml:space="preserve">CSAT Test Probe</w:t>
+      </w:r>
+      <w:r>
+        <w:t xml:space="preserve"> </w:t>
+      </w:r>
+      <w:r>
+        <w:t xml:space="preserve">— a Scripted REST API used only by the check scripts to</w:t>
+      </w:r>
+      <w:r>
+        <w:t xml:space="preserve"> </w:t>
+      </w:r>
+      <w:r>
+        <w:t xml:space="preserve">call server-side code. It is created on demand by</w:t>
       </w:r>
       <w:r>
         <w:t xml:space="preserve"> </w:t>
@@ -1467,16 +1468,16 @@
         <w:rPr>
           <w:rStyle w:val="VerbatimChar"/>
         </w:rPr>
-        <w:t xml:space="preserve">/api/2114022/csat_survey_api</w:t>
-      </w:r>
-      <w:r>
-        <w:t xml:space="preserve">). Scripts read it from</w:t>
-      </w:r>
-      <w:r>
-        <w:t xml:space="preserve"> </w:t>
-      </w:r>
-      <w:r>
-        <w:t xml:space="preserve">the API definition rather than hardcoding it.</w:t>
+        <w:t xml:space="preserve">scripts/lib/probe.js</w:t>
+      </w:r>
+      <w:r>
+        <w:t xml:space="preserve">, is</w:t>
+      </w:r>
+      <w:r>
+        <w:t xml:space="preserve"> </w:t>
+      </w:r>
+      <w:r>
+        <w:t xml:space="preserve">not part of the solution, and is deliberately excluded from the set</w:t>
       </w:r>
     </w:p>
     <w:bookmarkEnd w:id="27"/>
@@ -1528,7 +1529,7 @@
         <w:pStyle w:val="BlockText"/>
       </w:pPr>
       <w:r>
-        <w:t xml:space="preserve">179 changes ·</w:t>
+        <w:t xml:space="preserve">117 changes ·</w:t>
       </w:r>
       <w:r>
         <w:t xml:space="preserve"> </w:t>
@@ -1545,31 +1546,31 @@
         <w:pStyle w:val="FirstParagraph"/>
       </w:pPr>
       <w:r>
-        <w:t xml:space="preserve">It holds the whole solution as it stands: the portal and its three pages and</w:t>
-      </w:r>
-      <w:r>
-        <w:t xml:space="preserve"> </w:t>
-      </w:r>
-      <w:r>
-        <w:t xml:space="preserve">widgets, the three tables with their columns, labels and choice lists, the four</w:t>
-      </w:r>
-      <w:r>
-        <w:t xml:space="preserve"> </w:t>
-      </w:r>
-      <w:r>
-        <w:t xml:space="preserve">script includes, both business rules, the scheduled job, the event and</w:t>
-      </w:r>
-      <w:r>
-        <w:t xml:space="preserve"> </w:t>
-      </w:r>
-      <w:r>
-        <w:t xml:space="preserve">notifications, the mail scripts, the Scripted REST API, and both survey</w:t>
-      </w:r>
-      <w:r>
-        <w:t xml:space="preserve"> </w:t>
-      </w:r>
-      <w:r>
-        <w:t xml:space="preserve">definitions with their questions and answer choices.</w:t>
+        <w:t xml:space="preserve">It holds the solution as it stands and nothing else: the portal and its three</w:t>
+      </w:r>
+      <w:r>
+        <w:t xml:space="preserve"> </w:t>
+      </w:r>
+      <w:r>
+        <w:t xml:space="preserve">pages and widgets, the three tables with their columns, labels and choice</w:t>
+      </w:r>
+      <w:r>
+        <w:t xml:space="preserve"> </w:t>
+      </w:r>
+      <w:r>
+        <w:t xml:space="preserve">lists, the three script includes, both business rules, the scheduled job, the</w:t>
+      </w:r>
+      <w:r>
+        <w:t xml:space="preserve"> </w:t>
+      </w:r>
+      <w:r>
+        <w:t xml:space="preserve">event and notifications, the mail scripts, and both survey definitions with the</w:t>
+      </w:r>
+      <w:r>
+        <w:t xml:space="preserve"> </w:t>
+      </w:r>
+      <w:r>
+        <w:t xml:space="preserve">two questions each actually asks.</w:t>
       </w:r>
     </w:p>
     <w:tbl>
@@ -1630,7 +1631,7 @@
               <w:jc w:val="left"/>
             </w:pPr>
             <w:r>
-              <w:t xml:space="preserve">57</w:t>
+              <w:t xml:space="preserve">53</w:t>
             </w:r>
           </w:p>
         </w:tc>
@@ -1656,7 +1657,7 @@
               <w:jc w:val="left"/>
             </w:pPr>
             <w:r>
-              <w:t xml:space="preserve">4</w:t>
+              <w:t xml:space="preserve">3</w:t>
             </w:r>
           </w:p>
         </w:tc>
@@ -1760,7 +1761,7 @@
               <w:jc w:val="left"/>
             </w:pPr>
             <w:r>
-              <w:t xml:space="preserve">5</w:t>
+              <w:t xml:space="preserve">3</w:t>
             </w:r>
           </w:p>
         </w:tc>
@@ -1774,7 +1775,7 @@
               <w:jc w:val="left"/>
             </w:pPr>
             <w:r>
-              <w:t xml:space="preserve">Scripted REST API and resources</w:t>
+              <w:t xml:space="preserve">Portal, pages, widgets, menu, layout</w:t>
             </w:r>
           </w:p>
         </w:tc>
@@ -1786,7 +1787,7 @@
               <w:jc w:val="left"/>
             </w:pPr>
             <w:r>
-              <w:t xml:space="preserve">5</w:t>
+              <w:t xml:space="preserve">25</w:t>
             </w:r>
           </w:p>
         </w:tc>
@@ -1800,7 +1801,7 @@
               <w:jc w:val="left"/>
             </w:pPr>
             <w:r>
-              <w:t xml:space="preserve">Portal, pages, widgets, menu, layout</w:t>
+              <w:t xml:space="preserve">System properties</w:t>
             </w:r>
           </w:p>
         </w:tc>
@@ -1812,7 +1813,7 @@
               <w:jc w:val="left"/>
             </w:pPr>
             <w:r>
-              <w:t xml:space="preserve">25</w:t>
+              <w:t xml:space="preserve">2</w:t>
             </w:r>
           </w:p>
         </w:tc>
@@ -1826,7 +1827,7 @@
               <w:jc w:val="left"/>
             </w:pPr>
             <w:r>
-              <w:t xml:space="preserve">System properties</w:t>
+              <w:t xml:space="preserve">Survey definitions, questions, choices</w:t>
             </w:r>
           </w:p>
         </w:tc>
@@ -1838,38 +1839,26 @@
               <w:jc w:val="left"/>
             </w:pPr>
             <w:r>
-              <w:t xml:space="preserve">2</w:t>
-            </w:r>
-          </w:p>
-        </w:tc>
-      </w:tr>
-      <w:tr>
-        <w:tc>
-          <w:tcPr/>
-          <w:p>
-            <w:pPr>
-              <w:pStyle w:val="Compact"/>
-              <w:jc w:val="left"/>
-            </w:pPr>
-            <w:r>
-              <w:t xml:space="preserve">Survey definitions, questions, choices</w:t>
-            </w:r>
-          </w:p>
-        </w:tc>
-        <w:tc>
-          <w:tcPr/>
-          <w:p>
-            <w:pPr>
-              <w:pStyle w:val="Compact"/>
-              <w:jc w:val="left"/>
-            </w:pPr>
-            <w:r>
-              <w:t xml:space="preserve">68</w:t>
+              <w:t xml:space="preserve">18</w:t>
             </w:r>
           </w:p>
         </w:tc>
       </w:tr>
     </w:tbl>
+    <w:p>
+      <w:pPr>
+        <w:pStyle w:val="BodyText"/>
+      </w:pPr>
+      <w:r>
+        <w:t xml:space="preserve">Every entry is an insert or update of a record that exists and is in use. There</w:t>
+      </w:r>
+      <w:r>
+        <w:t xml:space="preserve"> </w:t>
+      </w:r>
+      <w:r>
+        <w:t xml:space="preserve">are no deletions and no superseded artefacts.</w:t>
+      </w:r>
+    </w:p>
     <w:p>
       <w:pPr>
         <w:pStyle w:val="BodyText"/>
@@ -2236,7 +2225,13 @@
         <w:pStyle w:val="BodyText"/>
       </w:pPr>
       <w:r>
-        <w:t xml:space="preserve">Three kinds of entry are deliberately left out:</w:t>
+        <w:t xml:space="preserve">The build went through several changes of direction, and the sets captured</w:t>
+      </w:r>
+      <w:r>
+        <w:t xml:space="preserve"> </w:t>
+      </w:r>
+      <w:r>
+        <w:t xml:space="preserve">every step. These are left out so the target receives only what is in use:</w:t>
       </w:r>
     </w:p>
     <w:p>
@@ -2252,25 +2247,159 @@
           <w:bCs/>
           <w:b/>
         </w:rPr>
-        <w:t xml:space="preserve">Superseded portal layout.</w:t>
-      </w:r>
-      <w:r>
-        <w:t xml:space="preserve"> </w:t>
-      </w:r>
-      <w:r>
-        <w:t xml:space="preserve">Placing a widget on a page deletes and recreates</w:t>
-      </w:r>
-      <w:r>
-        <w:t xml:space="preserve"> </w:t>
-      </w:r>
-      <w:r>
-        <w:t xml:space="preserve">the containers, rows and columns, so each re-deploy left a delete behind for</w:t>
-      </w:r>
-      <w:r>
-        <w:t xml:space="preserve"> </w:t>
-      </w:r>
-      <w:r>
-        <w:t xml:space="preserve">the previous generation. Those records only ever existed on this instance.</w:t>
+        <w:t xml:space="preserve">Anything whose final state is a deletion.</w:t>
+      </w:r>
+      <w:r>
+        <w:t xml:space="preserve"> </w:t>
+      </w:r>
+      <w:r>
+        <w:t xml:space="preserve">The record does not exist here,</w:t>
+      </w:r>
+      <w:r>
+        <w:t xml:space="preserve"> </w:t>
+      </w:r>
+      <w:r>
+        <w:t xml:space="preserve">and on a fresh target there is nothing to delete. This covers the portal</w:t>
+      </w:r>
+      <w:r>
+        <w:t xml:space="preserve"> </w:t>
+      </w:r>
+      <w:r>
+        <w:t xml:space="preserve">layout churn (placing a widget deletes and recreates the containers, rows and</w:t>
+      </w:r>
+      <w:r>
+        <w:t xml:space="preserve"> </w:t>
+      </w:r>
+      <w:r>
+        <w:t xml:space="preserve">columns, so each re-deploy left a delete behind), the orphaned choice lists</w:t>
+      </w:r>
+      <w:r>
+        <w:t xml:space="preserve"> </w:t>
+      </w:r>
+      <w:r>
+        <w:t xml:space="preserve">from the</w:t>
+      </w:r>
+      <w:r>
+        <w:t xml:space="preserve"> </w:t>
+      </w:r>
+      <w:r>
+        <w:rPr>
+          <w:rStyle w:val="VerbatimChar"/>
+        </w:rPr>
+        <w:t xml:space="preserve">u_</w:t>
+      </w:r>
+      <w:r>
+        <w:t xml:space="preserve">-prefix defect, and the two mail scripts that were superseded by</w:t>
+      </w:r>
+      <w:r>
+        <w:t xml:space="preserve"> </w:t>
+      </w:r>
+      <w:r>
+        <w:t xml:space="preserve">extending the customer’s own.</w:t>
+      </w:r>
+    </w:p>
+    <w:p>
+      <w:pPr>
+        <w:numPr>
+          <w:ilvl w:val="0"/>
+          <w:numId w:val="1004"/>
+        </w:numPr>
+        <w:pStyle w:val="Compact"/>
+      </w:pPr>
+      <w:r>
+        <w:rPr>
+          <w:bCs/>
+          <w:b/>
+        </w:rPr>
+        <w:t xml:space="preserve">Superseded survey questions.</w:t>
+      </w:r>
+      <w:r>
+        <w:t xml:space="preserve"> </w:t>
+      </w:r>
+      <w:r>
+        <w:t xml:space="preserve">The surveys started with five questions,</w:t>
+      </w:r>
+      <w:r>
+        <w:t xml:space="preserve"> </w:t>
+      </w:r>
+      <w:r>
+        <w:t xml:space="preserve">then one, then two. The retired questions were deactivated rather than</w:t>
+      </w:r>
+      <w:r>
+        <w:t xml:space="preserve"> </w:t>
+      </w:r>
+      <w:r>
+        <w:t xml:space="preserve">deleted here, because answers recorded against them during testing would have</w:t>
+      </w:r>
+      <w:r>
+        <w:t xml:space="preserve"> </w:t>
+      </w:r>
+      <w:r>
+        <w:t xml:space="preserve">gone with them. A target has no such history, so it receives only the two</w:t>
+      </w:r>
+      <w:r>
+        <w:t xml:space="preserve"> </w:t>
+      </w:r>
+      <w:r>
+        <w:t xml:space="preserve">questions each survey asks and their answer choices.</w:t>
+      </w:r>
+    </w:p>
+    <w:p>
+      <w:pPr>
+        <w:numPr>
+          <w:ilvl w:val="0"/>
+          <w:numId w:val="1004"/>
+        </w:numPr>
+        <w:pStyle w:val="Compact"/>
+      </w:pPr>
+      <w:r>
+        <w:rPr>
+          <w:bCs/>
+          <w:b/>
+        </w:rPr>
+        <w:t xml:space="preserve">The original UI Page build.</w:t>
+      </w:r>
+      <w:r>
+        <w:t xml:space="preserve"> </w:t>
+      </w:r>
+      <w:r>
+        <w:rPr>
+          <w:rStyle w:val="VerbatimChar"/>
+        </w:rPr>
+        <w:t xml:space="preserve">CSATSurveyAjax</w:t>
+      </w:r>
+      <w:r>
+        <w:t xml:space="preserve"> </w:t>
+      </w:r>
+      <w:r>
+        <w:t xml:space="preserve">and the</w:t>
+      </w:r>
+      <w:r>
+        <w:t xml:space="preserve"> </w:t>
+      </w:r>
+      <w:r>
+        <w:rPr>
+          <w:rStyle w:val="VerbatimChar"/>
+        </w:rPr>
+        <w:t xml:space="preserve">CSAT Survey API</w:t>
+      </w:r>
+      <w:r>
+        <w:t xml:space="preserve"> </w:t>
+      </w:r>
+      <w:r>
+        <w:t xml:space="preserve">with its four resources served the first implementation, which was replaced</w:t>
+      </w:r>
+      <w:r>
+        <w:t xml:space="preserve"> </w:t>
+      </w:r>
+      <w:r>
+        <w:t xml:space="preserve">by the Service Portal. Nothing referenced them any more, so they were deleted</w:t>
+      </w:r>
+      <w:r>
+        <w:t xml:space="preserve"> </w:t>
+      </w:r>
+      <w:r>
+        <w:t xml:space="preserve">from the instance and the repository as well as from the set.</w:t>
       </w:r>
     </w:p>
     <w:p>

--- a/docs/CSAT Survey Portal - Migration Runbook.docx
+++ b/docs/CSAT Survey Portal - Migration Runbook.docx
@@ -28,7 +28,7 @@
         </w:p>
       </w:sdtContent>
     </w:sdt>
-    <w:bookmarkStart w:id="33" w:name="X47d3ed5a99bd92b08e0bc22d12ab79240fbfc78"/>
+    <w:bookmarkStart w:id="34" w:name="X47d3ed5a99bd92b08e0bc22d12ab79240fbfc78"/>
     <w:p>
       <w:pPr>
         <w:pStyle w:val="Heading1"/>
@@ -1481,7 +1481,7 @@
       </w:r>
     </w:p>
     <w:bookmarkEnd w:id="27"/>
-    <w:bookmarkStart w:id="32" w:name="the-update-set-to-move"/>
+    <w:bookmarkStart w:id="33" w:name="the-update-set-to-move"/>
     <w:p>
       <w:pPr>
         <w:pStyle w:val="Heading2"/>
@@ -1529,7 +1529,7 @@
         <w:pStyle w:val="BlockText"/>
       </w:pPr>
       <w:r>
-        <w:t xml:space="preserve">117 changes ·</w:t>
+        <w:t xml:space="preserve">118 changes ·</w:t>
       </w:r>
       <w:r>
         <w:t xml:space="preserve"> </w:t>
@@ -1775,7 +1775,7 @@
               <w:jc w:val="left"/>
             </w:pPr>
             <w:r>
-              <w:t xml:space="preserve">Portal, pages, widgets, menu, layout</w:t>
+              <w:t xml:space="preserve">Portal, pages, widgets, menu, layout, theme</w:t>
             </w:r>
           </w:p>
         </w:tc>
@@ -1787,7 +1787,7 @@
               <w:jc w:val="left"/>
             </w:pPr>
             <w:r>
-              <w:t xml:space="preserve">25</w:t>
+              <w:t xml:space="preserve">26</w:t>
             </w:r>
           </w:p>
         </w:tc>
@@ -1864,6 +1864,79 @@
         <w:pStyle w:val="BodyText"/>
       </w:pPr>
       <w:r>
+        <w:t xml:space="preserve">One other set is deliberately left in Complete state:</w:t>
+      </w:r>
+    </w:p>
+    <w:p>
+      <w:pPr>
+        <w:pStyle w:val="Heading3"/>
+      </w:pPr>
+      <w:bookmarkStart w:id="29" w:name="Xa1cb88075341c7f28e9babf56a8e828d0b18b35"/>
+      <w:r>
+        <w:t xml:space="preserve">CSAT Survey Portal - Rebrand and survey intro</w:t>
+      </w:r>
+      <w:bookmarkEnd w:id="29"/>
+    </w:p>
+    <w:p>
+      <w:pPr>
+        <w:pStyle w:val="BlockText"/>
+      </w:pPr>
+      <w:r>
+        <w:t xml:space="preserve">6 changes · the portal rename and</w:t>
+      </w:r>
+      <w:r>
+        <w:t xml:space="preserve"> </w:t>
+      </w:r>
+      <w:r>
+        <w:rPr>
+          <w:rStyle w:val="VerbatimChar"/>
+        </w:rPr>
+        <w:t xml:space="preserve">#011B58</w:t>
+      </w:r>
+      <w:r>
+        <w:t xml:space="preserve"> </w:t>
+      </w:r>
+      <w:r>
+        <w:t xml:space="preserve">header, its dedicated theme, the</w:t>
+      </w:r>
+      <w:r>
+        <w:t xml:space="preserve"> </w:t>
+      </w:r>
+      <w:r>
+        <w:t xml:space="preserve">Generic Schedule Survey rename and the two surveys skipping their Get Started</w:t>
+      </w:r>
+      <w:r>
+        <w:t xml:space="preserve"> </w:t>
+      </w:r>
+      <w:r>
+        <w:t xml:space="preserve">page</w:t>
+      </w:r>
+    </w:p>
+    <w:p>
+      <w:pPr>
+        <w:pStyle w:val="FirstParagraph"/>
+      </w:pPr>
+      <w:r>
+        <w:t xml:space="preserve">That is a delta, for an instance that already runs the solution and only needs</w:t>
+      </w:r>
+      <w:r>
+        <w:t xml:space="preserve"> </w:t>
+      </w:r>
+      <w:r>
+        <w:t xml:space="preserve">this round of changes. Everything in it is also in the full set above, so apply</w:t>
+      </w:r>
+      <w:r>
+        <w:t xml:space="preserve"> </w:t>
+      </w:r>
+      <w:r>
+        <w:t xml:space="preserve">one or the other, not both.</w:t>
+      </w:r>
+    </w:p>
+    <w:p>
+      <w:pPr>
+        <w:pStyle w:val="BodyText"/>
+      </w:pPr>
+      <w:r>
         <w:t xml:space="preserve">Every other</w:t>
       </w:r>
       <w:r>
@@ -1879,7 +1952,7 @@
         <w:t xml:space="preserve"> </w:t>
       </w:r>
       <w:r>
-        <w:t xml:space="preserve">set is now</w:t>
+        <w:t xml:space="preserve">set is</w:t>
       </w:r>
       <w:r>
         <w:t xml:space="preserve"> </w:t>
@@ -1904,7 +1977,7 @@
         <w:t xml:space="preserve"> </w:t>
       </w:r>
       <w:r>
-        <w:t xml:space="preserve">be migrated — everything they held is in the set above.</w:t>
+        <w:t xml:space="preserve">be migrated — everything they held is in the full set.</w:t>
       </w:r>
     </w:p>
     <w:p>
@@ -1939,7 +2012,7 @@
         <w:t xml:space="preserve">this project and were left alone.</w:t>
       </w:r>
     </w:p>
-    <w:bookmarkStart w:id="29" w:name="moving-it"/>
+    <w:bookmarkStart w:id="30" w:name="moving-it"/>
     <w:p>
       <w:pPr>
         <w:pStyle w:val="Heading3"/>
@@ -2087,8 +2160,8 @@
         <w:t xml:space="preserve">are instance data and are not in the set.</w:t>
       </w:r>
     </w:p>
-    <w:bookmarkEnd w:id="29"/>
-    <w:bookmarkStart w:id="30" w:name="rebuilding-the-consolidated-set"/>
+    <w:bookmarkEnd w:id="30"/>
+    <w:bookmarkStart w:id="31" w:name="rebuilding-the-consolidated-set"/>
     <w:p>
       <w:pPr>
         <w:pStyle w:val="Heading3"/>
@@ -2183,6 +2256,45 @@
           <w:rStyle w:val="AttributeTok"/>
         </w:rPr>
         <w:t xml:space="preserve">--retire-sources</w:t>
+      </w:r>
+      <w:r>
+        <w:rPr>
+          <w:rStyle w:val="NormalTok"/>
+        </w:rPr>
+        <w:t xml:space="preserve"> </w:t>
+      </w:r>
+      <w:r>
+        <w:rPr>
+          <w:rStyle w:val="DataTypeTok"/>
+        </w:rPr>
+        <w:t xml:space="preserve">\</w:t>
+      </w:r>
+      <w:r>
+        <w:br/>
+      </w:r>
+      <w:r>
+        <w:rPr>
+          <w:rStyle w:val="NormalTok"/>
+        </w:rPr>
+        <w:t xml:space="preserve">  </w:t>
+      </w:r>
+      <w:r>
+        <w:rPr>
+          <w:rStyle w:val="AttributeTok"/>
+        </w:rPr>
+        <w:t xml:space="preserve">--keep</w:t>
+      </w:r>
+      <w:r>
+        <w:rPr>
+          <w:rStyle w:val="NormalTok"/>
+        </w:rPr>
+        <w:t xml:space="preserve"> </w:t>
+      </w:r>
+      <w:r>
+        <w:rPr>
+          <w:rStyle w:val="StringTok"/>
+        </w:rPr>
+        <w:t xml:space="preserve">"CSAT Survey Portal - Rebrand and survey intro"</w:t>
       </w:r>
     </w:p>
     <w:p>
@@ -2512,8 +2624,8 @@
         <w:t xml:space="preserve">target.</w:t>
       </w:r>
     </w:p>
-    <w:bookmarkEnd w:id="30"/>
-    <w:bookmarkStart w:id="31" w:name="why-consolidation-was-needed"/>
+    <w:bookmarkEnd w:id="31"/>
+    <w:bookmarkStart w:id="32" w:name="why-consolidation-was-needed"/>
     <w:p>
       <w:pPr>
         <w:pStyle w:val="Heading3"/>
@@ -2612,9 +2724,9 @@
         <w:t xml:space="preserve">so migrating the named sets alone would have shipped older core logic.</w:t>
       </w:r>
     </w:p>
-    <w:bookmarkEnd w:id="31"/>
     <w:bookmarkEnd w:id="32"/>
     <w:bookmarkEnd w:id="33"/>
+    <w:bookmarkEnd w:id="34"/>
     <w:sectPr/>
   </w:body>
 </w:document>

--- a/docs/CSAT Survey Portal - Migration Runbook.docx
+++ b/docs/CSAT Survey Portal - Migration Runbook.docx
@@ -28,7 +28,7 @@
         </w:p>
       </w:sdtContent>
     </w:sdt>
-    <w:bookmarkStart w:id="34" w:name="X47d3ed5a99bd92b08e0bc22d12ab79240fbfc78"/>
+    <w:bookmarkStart w:id="35" w:name="X47d3ed5a99bd92b08e0bc22d12ab79240fbfc78"/>
     <w:p>
       <w:pPr>
         <w:pStyle w:val="Heading1"/>
@@ -1481,7 +1481,7 @@
       </w:r>
     </w:p>
     <w:bookmarkEnd w:id="27"/>
-    <w:bookmarkStart w:id="33" w:name="the-update-set-to-move"/>
+    <w:bookmarkStart w:id="34" w:name="the-update-set-to-move"/>
     <w:p>
       <w:pPr>
         <w:pStyle w:val="Heading2"/>
@@ -1495,7 +1495,25 @@
         <w:pStyle w:val="FirstParagraph"/>
       </w:pPr>
       <w:r>
-        <w:t xml:space="preserve">There is one, and it is the only CSAT Survey Portal set left in</w:t>
+        <w:t xml:space="preserve">Two, and they must both be committed, in this order.</w:t>
+      </w:r>
+    </w:p>
+    <w:p>
+      <w:pPr>
+        <w:pStyle w:val="Heading3"/>
+      </w:pPr>
+      <w:bookmarkStart w:id="28" w:name="csat-survey-portal---all-changes-v2.0"/>
+      <w:r>
+        <w:t xml:space="preserve">1. CSAT Survey Portal - ALL CHANGES v2.0</w:t>
+      </w:r>
+      <w:bookmarkEnd w:id="28"/>
+    </w:p>
+    <w:p>
+      <w:pPr>
+        <w:pStyle w:val="BlockText"/>
+      </w:pPr>
+      <w:r>
+        <w:t xml:space="preserve">117 changes · scope</w:t>
       </w:r>
       <w:r>
         <w:t xml:space="preserve"> </w:t>
@@ -1505,31 +1523,56 @@
           <w:bCs/>
           <w:b/>
         </w:rPr>
-        <w:t xml:space="preserve">Complete</w:t>
-      </w:r>
-      <w:r>
-        <w:t xml:space="preserve"> </w:t>
-      </w:r>
-      <w:r>
-        <w:t xml:space="preserve">state on adcomsolutionsdev:</w:t>
+        <w:t xml:space="preserve">global</w:t>
+      </w:r>
+      <w:r>
+        <w:t xml:space="preserve"> </w:t>
+      </w:r>
+      <w:r>
+        <w:t xml:space="preserve">·</w:t>
+      </w:r>
+      <w:r>
+        <w:t xml:space="preserve"> </w:t>
+      </w:r>
+      <w:r>
+        <w:rPr>
+          <w:rStyle w:val="VerbatimChar"/>
+        </w:rPr>
+        <w:t xml:space="preserve">cdf1ea853b7a8750c4e908ac24e45a64</w:t>
       </w:r>
     </w:p>
     <w:p>
       <w:pPr>
         <w:pStyle w:val="Heading3"/>
       </w:pPr>
-      <w:bookmarkStart w:id="28" w:name="csat-survey-portal---all-changes-v2.0"/>
-      <w:r>
-        <w:t xml:space="preserve">CSAT Survey Portal - ALL CHANGES v2.0</w:t>
-      </w:r>
-      <w:bookmarkEnd w:id="28"/>
+      <w:bookmarkStart w:id="29" w:name="X7c3b7de0e7376715e39f2e9c504eb9585a7ef00"/>
+      <w:r>
+        <w:t xml:space="preserve">2. CSAT Survey Portal - ALL CHANGES v2.0 (sn_portal_surveys)</w:t>
+      </w:r>
+      <w:bookmarkEnd w:id="29"/>
     </w:p>
     <w:p>
       <w:pPr>
         <w:pStyle w:val="BlockText"/>
       </w:pPr>
       <w:r>
-        <w:t xml:space="preserve">118 changes ·</w:t>
+        <w:t xml:space="preserve">1 change · scope</w:t>
+      </w:r>
+      <w:r>
+        <w:t xml:space="preserve"> </w:t>
+      </w:r>
+      <w:r>
+        <w:rPr>
+          <w:bCs/>
+          <w:b/>
+        </w:rPr>
+        <w:t xml:space="preserve">sn_portal_surveys</w:t>
+      </w:r>
+      <w:r>
+        <w:t xml:space="preserve"> </w:t>
+      </w:r>
+      <w:r>
+        <w:t xml:space="preserve">·</w:t>
       </w:r>
       <w:r>
         <w:t xml:space="preserve"> </w:t>
@@ -1538,7 +1581,7 @@
         <w:rPr>
           <w:rStyle w:val="VerbatimChar"/>
         </w:rPr>
-        <w:t xml:space="preserve">cdf1ea853b7a8750c4e908ac24e45a64</w:t>
+        <w:t xml:space="preserve">af789f582b4f435007a3fa95b891bf66</w:t>
       </w:r>
     </w:p>
     <w:p>
@@ -1546,31 +1589,198 @@
         <w:pStyle w:val="FirstParagraph"/>
       </w:pPr>
       <w:r>
-        <w:t xml:space="preserve">It holds the solution as it stands and nothing else: the portal and its three</w:t>
-      </w:r>
-      <w:r>
-        <w:t xml:space="preserve"> </w:t>
-      </w:r>
-      <w:r>
-        <w:t xml:space="preserve">pages and widgets, the three tables with their columns, labels and choice</w:t>
-      </w:r>
-      <w:r>
-        <w:t xml:space="preserve"> </w:t>
-      </w:r>
-      <w:r>
-        <w:t xml:space="preserve">lists, the three script includes, both business rules, the scheduled job, the</w:t>
-      </w:r>
-      <w:r>
-        <w:t xml:space="preserve"> </w:t>
-      </w:r>
-      <w:r>
-        <w:t xml:space="preserve">event and notifications, the mail scripts, and both survey definitions with the</w:t>
-      </w:r>
-      <w:r>
-        <w:t xml:space="preserve"> </w:t>
-      </w:r>
-      <w:r>
-        <w:t xml:space="preserve">two questions each actually asks.</w:t>
+        <w:t xml:space="preserve">They are split because</w:t>
+      </w:r>
+      <w:r>
+        <w:t xml:space="preserve"> </w:t>
+      </w:r>
+      <w:r>
+        <w:rPr>
+          <w:bCs/>
+          <w:b/>
+        </w:rPr>
+        <w:t xml:space="preserve">an update set can only hold changes from its own</w:t>
+      </w:r>
+      <w:r>
+        <w:rPr>
+          <w:bCs/>
+          <w:b/>
+        </w:rPr>
+        <w:t xml:space="preserve"> </w:t>
+      </w:r>
+      <w:r>
+        <w:rPr>
+          <w:bCs/>
+          <w:b/>
+        </w:rPr>
+        <w:t xml:space="preserve">application scope</w:t>
+      </w:r>
+      <w:r>
+        <w:t xml:space="preserve">. Committing a global set that contains a scoped record</w:t>
+      </w:r>
+      <w:r>
+        <w:t xml:space="preserve"> </w:t>
+      </w:r>
+      <w:r>
+        <w:t xml:space="preserve">fails with:</w:t>
+      </w:r>
+    </w:p>
+    <w:p>
+      <w:pPr>
+        <w:pStyle w:val="SourceCode"/>
+      </w:pPr>
+      <w:r>
+        <w:rPr>
+          <w:rStyle w:val="VerbatimChar"/>
+        </w:rPr>
+        <w:t xml:space="preserve">Update scope id '67ac5062db10220035417878f0b8f5c4' is different than</w:t>
+      </w:r>
+      <w:r>
+        <w:br/>
+      </w:r>
+      <w:r>
+        <w:rPr>
+          <w:rStyle w:val="VerbatimChar"/>
+        </w:rPr>
+        <w:t xml:space="preserve">update set scope id 'global'. Resolve the problem before committing.</w:t>
+      </w:r>
+    </w:p>
+    <w:p>
+      <w:pPr>
+        <w:pStyle w:val="FirstParagraph"/>
+      </w:pPr>
+      <w:r>
+        <w:t xml:space="preserve">The one scoped change is a condition added to</w:t>
+      </w:r>
+      <w:r>
+        <w:t xml:space="preserve"> </w:t>
+      </w:r>
+      <w:r>
+        <w:rPr>
+          <w:bCs/>
+          <w:b/>
+        </w:rPr>
+        <w:t xml:space="preserve">Survey Assigned Notification</w:t>
+      </w:r>
+      <w:r>
+        <w:t xml:space="preserve">,</w:t>
+      </w:r>
+      <w:r>
+        <w:t xml:space="preserve"> </w:t>
+      </w:r>
+      <w:r>
+        <w:t xml:space="preserve">which belongs to the Service Portal Surveys store app. Without it that stock</w:t>
+      </w:r>
+      <w:r>
+        <w:t xml:space="preserve"> </w:t>
+      </w:r>
+      <w:r>
+        <w:t xml:space="preserve">notification also fires for portal-raised surveys and the recipient receives</w:t>
+      </w:r>
+      <w:r>
+        <w:t xml:space="preserve"> </w:t>
+      </w:r>
+      <w:r>
+        <w:t xml:space="preserve">two invitations. It cannot simply be dropped, and it cannot be made global: it</w:t>
+      </w:r>
+      <w:r>
+        <w:t xml:space="preserve"> </w:t>
+      </w:r>
+      <w:r>
+        <w:t xml:space="preserve">edits a record the store app owns.</w:t>
+      </w:r>
+    </w:p>
+    <w:p>
+      <w:pPr>
+        <w:pStyle w:val="BlockText"/>
+      </w:pPr>
+      <w:r>
+        <w:t xml:space="preserve">It also cannot be avoided by turning off the platform invitation on these</w:t>
+      </w:r>
+      <w:r>
+        <w:t xml:space="preserve"> </w:t>
+      </w:r>
+      <w:r>
+        <w:t xml:space="preserve">surveys. Both Complex Resolution Survey and Generic Schedule Survey have</w:t>
+      </w:r>
+      <w:r>
+        <w:t xml:space="preserve"> </w:t>
+      </w:r>
+      <w:r>
+        <w:t xml:space="preserve">active trigger conditions on</w:t>
+      </w:r>
+      <w:r>
+        <w:t xml:space="preserve"> </w:t>
+      </w:r>
+      <w:r>
+        <w:rPr>
+          <w:rStyle w:val="VerbatimChar"/>
+        </w:rPr>
+        <w:t xml:space="preserve">sn_customerservice_case</w:t>
+      </w:r>
+      <w:r>
+        <w:t xml:space="preserve">, so they are raised by</w:t>
+      </w:r>
+      <w:r>
+        <w:t xml:space="preserve"> </w:t>
+      </w:r>
+      <w:r>
+        <w:t xml:space="preserve">the case flow as well as by the portal; suppressing their platform</w:t>
+      </w:r>
+      <w:r>
+        <w:t xml:space="preserve"> </w:t>
+      </w:r>
+      <w:r>
+        <w:t xml:space="preserve">notification would stop the case-triggered invitations too. Filtering on</w:t>
+      </w:r>
+      <w:r>
+        <w:t xml:space="preserve"> </w:t>
+      </w:r>
+      <w:r>
+        <w:rPr>
+          <w:rStyle w:val="VerbatimChar"/>
+        </w:rPr>
+        <w:t xml:space="preserve">trigger_table</w:t>
+      </w:r>
+      <w:r>
+        <w:t xml:space="preserve"> </w:t>
+      </w:r>
+      <w:r>
+        <w:t xml:space="preserve">is what keeps the two paths apart.</w:t>
+      </w:r>
+    </w:p>
+    <w:p>
+      <w:pPr>
+        <w:pStyle w:val="FirstParagraph"/>
+      </w:pPr>
+      <w:r>
+        <w:t xml:space="preserve">The global set holds everything else:</w:t>
+      </w:r>
+    </w:p>
+    <w:p>
+      <w:pPr>
+        <w:pStyle w:val="BodyText"/>
+      </w:pPr>
+      <w:r>
+        <w:t xml:space="preserve">the portal and its three pages and widgets, the three tables with their</w:t>
+      </w:r>
+      <w:r>
+        <w:t xml:space="preserve"> </w:t>
+      </w:r>
+      <w:r>
+        <w:t xml:space="preserve">columns, labels and choice lists, the three script includes, both business</w:t>
+      </w:r>
+      <w:r>
+        <w:t xml:space="preserve"> </w:t>
+      </w:r>
+      <w:r>
+        <w:t xml:space="preserve">rules, the scheduled job, the event and notifications, the mail scripts, and</w:t>
+      </w:r>
+      <w:r>
+        <w:t xml:space="preserve"> </w:t>
+      </w:r>
+      <w:r>
+        <w:t xml:space="preserve">both survey definitions with the two questions each actually asks.</w:t>
       </w:r>
     </w:p>
     <w:tbl>
@@ -1735,7 +1945,7 @@
               <w:jc w:val="left"/>
             </w:pPr>
             <w:r>
-              <w:t xml:space="preserve">7</w:t>
+              <w:t xml:space="preserve">6</w:t>
             </w:r>
           </w:p>
         </w:tc>
@@ -1871,11 +2081,11 @@
       <w:pPr>
         <w:pStyle w:val="Heading3"/>
       </w:pPr>
-      <w:bookmarkStart w:id="29" w:name="Xa1cb88075341c7f28e9babf56a8e828d0b18b35"/>
+      <w:bookmarkStart w:id="30" w:name="Xa1cb88075341c7f28e9babf56a8e828d0b18b35"/>
       <w:r>
         <w:t xml:space="preserve">CSAT Survey Portal - Rebrand and survey intro</w:t>
       </w:r>
-      <w:bookmarkEnd w:id="29"/>
+      <w:bookmarkEnd w:id="30"/>
     </w:p>
     <w:p>
       <w:pPr>
@@ -2012,13 +2222,37 @@
         <w:t xml:space="preserve">this project and were left alone.</w:t>
       </w:r>
     </w:p>
-    <w:bookmarkStart w:id="30" w:name="moving-it"/>
+    <w:bookmarkStart w:id="31" w:name="moving-it"/>
     <w:p>
       <w:pPr>
         <w:pStyle w:val="Heading3"/>
       </w:pPr>
       <w:r>
         <w:t xml:space="preserve">Moving it</w:t>
+      </w:r>
+    </w:p>
+    <w:p>
+      <w:pPr>
+        <w:pStyle w:val="FirstParagraph"/>
+      </w:pPr>
+      <w:r>
+        <w:t xml:space="preserve">Repeat these steps for</w:t>
+      </w:r>
+      <w:r>
+        <w:t xml:space="preserve"> </w:t>
+      </w:r>
+      <w:r>
+        <w:rPr>
+          <w:bCs/>
+          <w:b/>
+        </w:rPr>
+        <w:t xml:space="preserve">both</w:t>
+      </w:r>
+      <w:r>
+        <w:t xml:space="preserve"> </w:t>
+      </w:r>
+      <w:r>
+        <w:t xml:space="preserve">sets, global first:</w:t>
       </w:r>
     </w:p>
     <w:p>
@@ -2051,10 +2285,26 @@
       </w:r>
       <w:r>
         <w:rPr>
+          <w:iCs/>
+          <w:i/>
           <w:bCs/>
           <w:b/>
         </w:rPr>
-        <w:t xml:space="preserve">CSAT Survey Portal - ALL CHANGES v2.0 &gt; Export to XML</w:t>
+        <w:t xml:space="preserve">the set</w:t>
+      </w:r>
+      <w:r>
+        <w:rPr>
+          <w:bCs/>
+          <w:b/>
+        </w:rPr>
+        <w:t xml:space="preserve"> </w:t>
+      </w:r>
+      <w:r>
+        <w:rPr>
+          <w:bCs/>
+          <w:b/>
+        </w:rPr>
+        <w:t xml:space="preserve">&gt; Export to XML</w:t>
       </w:r>
     </w:p>
     <w:p>
@@ -2117,6 +2367,26 @@
     <w:p>
       <w:pPr>
         <w:pStyle w:val="FirstParagraph"/>
+      </w:pPr>
+      <w:r>
+        <w:t xml:space="preserve">The Service Portal Surveys app must be present on the target before the scoped</w:t>
+      </w:r>
+      <w:r>
+        <w:t xml:space="preserve"> </w:t>
+      </w:r>
+      <w:r>
+        <w:t xml:space="preserve">set will commit. If the two invitations are acceptable for a first pass, the</w:t>
+      </w:r>
+      <w:r>
+        <w:t xml:space="preserve"> </w:t>
+      </w:r>
+      <w:r>
+        <w:t xml:space="preserve">global set works on its own and the scoped one can follow.</w:t>
+      </w:r>
+    </w:p>
+    <w:p>
+      <w:pPr>
+        <w:pStyle w:val="BodyText"/>
       </w:pPr>
       <w:r>
         <w:t xml:space="preserve">Read</w:t>
@@ -2160,8 +2430,8 @@
         <w:t xml:space="preserve">are instance data and are not in the set.</w:t>
       </w:r>
     </w:p>
-    <w:bookmarkEnd w:id="30"/>
-    <w:bookmarkStart w:id="31" w:name="rebuilding-the-consolidated-set"/>
+    <w:bookmarkEnd w:id="31"/>
+    <w:bookmarkStart w:id="32" w:name="rebuilding-the-consolidated-set"/>
     <w:p>
       <w:pPr>
         <w:pStyle w:val="Heading3"/>
@@ -2624,8 +2894,8 @@
         <w:t xml:space="preserve">target.</w:t>
       </w:r>
     </w:p>
-    <w:bookmarkEnd w:id="31"/>
-    <w:bookmarkStart w:id="32" w:name="why-consolidation-was-needed"/>
+    <w:bookmarkEnd w:id="32"/>
+    <w:bookmarkStart w:id="33" w:name="why-consolidation-was-needed"/>
     <w:p>
       <w:pPr>
         <w:pStyle w:val="Heading3"/>
@@ -2724,9 +2994,9 @@
         <w:t xml:space="preserve">so migrating the named sets alone would have shipped older core logic.</w:t>
       </w:r>
     </w:p>
-    <w:bookmarkEnd w:id="32"/>
     <w:bookmarkEnd w:id="33"/>
     <w:bookmarkEnd w:id="34"/>
+    <w:bookmarkEnd w:id="35"/>
     <w:sectPr/>
   </w:body>
 </w:document>
